--- a/onagawa_water_tariff/09_interim_report/女川町水道料金改定_中間報告書.docx
+++ b/onagawa_water_tariff/09_interim_report/女川町水道料金改定_中間報告書.docx
@@ -4704,6 +4704,68 @@
             <w:r>
               <w:rPr>
                 <w:rFonts w:ascii="ＭＳ 明朝" w:hAnsi="ＭＳ 明朝" w:eastAsia="ＭＳ 明朝"/>
+                <w:b w:val="0"/>
+                <w:sz w:val="19"/>
+              </w:rPr>
+              <w:t>Ⅶ　控除：基準内繰入金</w:t>
+            </w:r>
+          </w:p>
+        </w:tc>
+        <w:tc>
+          <w:tcPr>
+            <w:tcW w:type="dxa" w:w="1701"/>
+          </w:tcPr>
+          <w:p>
+            <w:pPr>
+              <w:spacing w:after="40"/>
+              <w:jc w:val="right"/>
+            </w:pPr>
+            <w:r/>
+            <w:r>
+              <w:rPr>
+                <w:rFonts w:ascii="ＭＳ 明朝" w:hAnsi="ＭＳ 明朝" w:eastAsia="ＭＳ 明朝"/>
+                <w:b w:val="0"/>
+                <w:sz w:val="19"/>
+              </w:rPr>
+              <w:t>▲272,997</w:t>
+            </w:r>
+          </w:p>
+        </w:tc>
+        <w:tc>
+          <w:tcPr>
+            <w:tcW w:type="dxa" w:w="4592"/>
+          </w:tcPr>
+          <w:p>
+            <w:pPr>
+              <w:spacing w:after="40"/>
+              <w:jc w:val="center"/>
+            </w:pPr>
+            <w:r/>
+            <w:r>
+              <w:rPr>
+                <w:rFonts w:ascii="ＭＳ 明朝" w:hAnsi="ＭＳ 明朝" w:eastAsia="ＭＳ 明朝"/>
+                <w:b w:val="0"/>
+                <w:sz w:val="19"/>
+              </w:rPr>
+              <w:t>他会計補助金（繰出基準に基づき一般会計が負担すべき額）</w:t>
+            </w:r>
+          </w:p>
+        </w:tc>
+      </w:tr>
+      <w:tr>
+        <w:tc>
+          <w:tcPr>
+            <w:tcW w:type="dxa" w:w="3061"/>
+          </w:tcPr>
+          <w:p>
+            <w:pPr>
+              <w:spacing w:after="40"/>
+              <w:jc w:val="left"/>
+            </w:pPr>
+            <w:r/>
+            <w:r>
+              <w:rPr>
+                <w:rFonts w:ascii="ＭＳ 明朝" w:hAnsi="ＭＳ 明朝" w:eastAsia="ＭＳ 明朝"/>
                 <w:b/>
                 <w:sz w:val="19"/>
               </w:rPr>
@@ -4727,7 +4789,7 @@
                 <w:b/>
                 <w:sz w:val="19"/>
               </w:rPr>
-              <w:t>1,407,489</w:t>
+              <w:t>1,134,492</w:t>
             </w:r>
           </w:p>
         </w:tc>
@@ -4763,7 +4825,7 @@
           <w:color w:val="595959"/>
           <w:sz w:val="17"/>
         </w:rPr>
-        <w:t>※ 一般会計繰入金は、経営戦略の原価計算表が控除していないことおよび同（案）が「繰出基準以外の繰出金による補填」と記載していることを踏まえ、控除していない。</w:t>
+        <w:t>※ 基準内繰入金は、繰出基準に基づき一般会計が負担すべき経費に対応するものとして控除している。基準外繰入金（赤字補填分）は控除していない。</w:t>
       </w:r>
     </w:p>
     <w:p>
@@ -4898,7 +4960,7 @@
                 <w:b w:val="0"/>
                 <w:sz w:val="19"/>
               </w:rPr>
-              <w:t>326.1円/㎥</w:t>
+              <w:t>262.9円/㎥</w:t>
             </w:r>
           </w:p>
         </w:tc>
@@ -4918,7 +4980,7 @@
                 <w:b w:val="0"/>
                 <w:sz w:val="19"/>
               </w:rPr>
-              <w:t>総括原価1,407,489千円×1,000÷有収水量4,316,000㎥</w:t>
+              <w:t>総括原価1,134,492千円×1,000÷有収水量4,316,000㎥</w:t>
             </w:r>
           </w:p>
         </w:tc>
@@ -5022,7 +5084,7 @@
                 <w:b/>
                 <w:sz w:val="19"/>
               </w:rPr>
-              <w:t>42.0％</w:t>
+              <w:t>52.1％</w:t>
             </w:r>
           </w:p>
         </w:tc>
@@ -5084,7 +5146,7 @@
                 <w:b w:val="0"/>
                 <w:sz w:val="19"/>
               </w:rPr>
-              <w:t>163,329千円/年</w:t>
+              <w:t>108,729千円/年</w:t>
             </w:r>
           </w:p>
         </w:tc>
@@ -5146,7 +5208,7 @@
                 <w:b/>
                 <w:sz w:val="19"/>
               </w:rPr>
-              <w:t>2.38倍</w:t>
+              <w:t>1.92倍</w:t>
             </w:r>
           </w:p>
         </w:tc>
@@ -5197,7 +5259,317 @@
           <w:color w:val="C00000"/>
           <w:sz w:val="21"/>
         </w:rPr>
-        <w:t>現行料金のままでは、給水に要する費用の42％しか回収できない。総括原価を料金で全額回収するには、現行料金の2.38倍の水準が必要となる。</w:t>
+        <w:t>現行料金のままでは、給水に要する費用の52％しか回収できない。総括原価を料金で全額回収するには、現行料金の1.92倍の水準が必要となる。</w:t>
+      </w:r>
+    </w:p>
+    <w:p>
+      <w:pPr>
+        <w:spacing w:before="180" w:after="80"/>
+      </w:pPr>
+      <w:r>
+        <w:rPr>
+          <w:rFonts w:ascii="ＭＳ ゴシック" w:hAnsi="ＭＳ ゴシック" w:eastAsia="ＭＳ ゴシック"/>
+          <w:b/>
+          <w:color w:val="C55A11"/>
+          <w:sz w:val="21"/>
+        </w:rPr>
+        <w:t>（参考）繰入金の扱いによる幅</w:t>
+      </w:r>
+    </w:p>
+    <w:p>
+      <w:pPr>
+        <w:spacing w:after="120" w:line="276" w:lineRule="auto"/>
+      </w:pPr>
+      <w:r>
+        <w:rPr>
+          <w:rFonts w:ascii="ＭＳ 明朝" w:hAnsi="ＭＳ 明朝" w:eastAsia="ＭＳ 明朝"/>
+          <w:b w:val="0"/>
+          <w:sz w:val="21"/>
+        </w:rPr>
+        <w:t>基準内繰入金をどこまで控除するかによって、必要改定率には次の幅がある。本報告は、繰出基準に基づき一般会計が負担すべき額として他会計補助金を控除する前提を採っている。</w:t>
+      </w:r>
+    </w:p>
+    <w:tbl>
+      <w:tblPr>
+        <w:tblStyle w:val="TableGrid"/>
+        <w:tblW w:type="auto" w:w="0"/>
+        <w:jc w:val="center"/>
+        <w:tblLayout w:type="fixed"/>
+        <w:tblLook w:firstColumn="1" w:firstRow="1" w:lastColumn="0" w:lastRow="0" w:noHBand="0" w:noVBand="1" w:val="04A0"/>
+      </w:tblPr>
+      <w:tblGrid>
+        <w:gridCol w:w="2493"/>
+        <w:gridCol w:w="2493"/>
+        <w:gridCol w:w="2493"/>
+        <w:gridCol w:w="2493"/>
+      </w:tblGrid>
+      <w:tr>
+        <w:tc>
+          <w:tcPr>
+            <w:tcW w:type="dxa" w:w="3628"/>
+            <w:shd w:val="clear" w:fill="2E75B6"/>
+          </w:tcPr>
+          <w:p>
+            <w:pPr>
+              <w:spacing w:after="40"/>
+              <w:jc w:val="center"/>
+            </w:pPr>
+            <w:r/>
+            <w:r>
+              <w:rPr>
+                <w:rFonts w:ascii="ＭＳ ゴシック" w:hAnsi="ＭＳ ゴシック" w:eastAsia="ＭＳ ゴシック"/>
+                <w:b/>
+                <w:color w:val="FFFFFF"/>
+                <w:sz w:val="19"/>
+              </w:rPr>
+              <w:t>前提</w:t>
+            </w:r>
+          </w:p>
+        </w:tc>
+        <w:tc>
+          <w:tcPr>
+            <w:tcW w:type="dxa" w:w="1928"/>
+            <w:shd w:val="clear" w:fill="2E75B6"/>
+          </w:tcPr>
+          <w:p>
+            <w:pPr>
+              <w:spacing w:after="40"/>
+              <w:jc w:val="center"/>
+            </w:pPr>
+            <w:r/>
+            <w:r>
+              <w:rPr>
+                <w:rFonts w:ascii="ＭＳ ゴシック" w:hAnsi="ＭＳ ゴシック" w:eastAsia="ＭＳ ゴシック"/>
+                <w:b/>
+                <w:color w:val="FFFFFF"/>
+                <w:sz w:val="19"/>
+              </w:rPr>
+              <w:t>総括原価5年計</w:t>
+            </w:r>
+          </w:p>
+        </w:tc>
+        <w:tc>
+          <w:tcPr>
+            <w:tcW w:type="dxa" w:w="1701"/>
+            <w:shd w:val="clear" w:fill="2E75B6"/>
+          </w:tcPr>
+          <w:p>
+            <w:pPr>
+              <w:spacing w:after="40"/>
+              <w:jc w:val="center"/>
+            </w:pPr>
+            <w:r/>
+            <w:r>
+              <w:rPr>
+                <w:rFonts w:ascii="ＭＳ ゴシック" w:hAnsi="ＭＳ ゴシック" w:eastAsia="ＭＳ ゴシック"/>
+                <w:b/>
+                <w:color w:val="FFFFFF"/>
+                <w:sz w:val="19"/>
+              </w:rPr>
+              <w:t>給水原価</w:t>
+            </w:r>
+          </w:p>
+        </w:tc>
+        <w:tc>
+          <w:tcPr>
+            <w:tcW w:type="dxa" w:w="2098"/>
+            <w:shd w:val="clear" w:fill="2E75B6"/>
+          </w:tcPr>
+          <w:p>
+            <w:pPr>
+              <w:spacing w:after="40"/>
+              <w:jc w:val="center"/>
+            </w:pPr>
+            <w:r/>
+            <w:r>
+              <w:rPr>
+                <w:rFonts w:ascii="ＭＳ ゴシック" w:hAnsi="ＭＳ ゴシック" w:eastAsia="ＭＳ ゴシック"/>
+                <w:b/>
+                <w:color w:val="FFFFFF"/>
+                <w:sz w:val="19"/>
+              </w:rPr>
+              <w:t>必要改定率</w:t>
+            </w:r>
+          </w:p>
+        </w:tc>
+      </w:tr>
+      <w:tr>
+        <w:tc>
+          <w:tcPr>
+            <w:tcW w:type="dxa" w:w="3628"/>
+          </w:tcPr>
+          <w:p>
+            <w:pPr>
+              <w:spacing w:after="40"/>
+              <w:jc w:val="left"/>
+            </w:pPr>
+            <w:r/>
+            <w:r>
+              <w:rPr>
+                <w:rFonts w:ascii="ＭＳ 明朝" w:hAnsi="ＭＳ 明朝" w:eastAsia="ＭＳ 明朝"/>
+                <w:b/>
+                <w:sz w:val="19"/>
+              </w:rPr>
+              <w:t>基準内繰入金を控除（本報告の前提）</w:t>
+            </w:r>
+          </w:p>
+        </w:tc>
+        <w:tc>
+          <w:tcPr>
+            <w:tcW w:type="dxa" w:w="1928"/>
+          </w:tcPr>
+          <w:p>
+            <w:pPr>
+              <w:spacing w:after="40"/>
+              <w:jc w:val="center"/>
+            </w:pPr>
+            <w:r/>
+            <w:r>
+              <w:rPr>
+                <w:rFonts w:ascii="ＭＳ 明朝" w:hAnsi="ＭＳ 明朝" w:eastAsia="ＭＳ 明朝"/>
+                <w:b/>
+                <w:sz w:val="19"/>
+              </w:rPr>
+              <w:t>1,134,492千円</w:t>
+            </w:r>
+          </w:p>
+        </w:tc>
+        <w:tc>
+          <w:tcPr>
+            <w:tcW w:type="dxa" w:w="1701"/>
+          </w:tcPr>
+          <w:p>
+            <w:pPr>
+              <w:spacing w:after="40"/>
+              <w:jc w:val="center"/>
+            </w:pPr>
+            <w:r/>
+            <w:r>
+              <w:rPr>
+                <w:rFonts w:ascii="ＭＳ 明朝" w:hAnsi="ＭＳ 明朝" w:eastAsia="ＭＳ 明朝"/>
+                <w:b/>
+                <w:sz w:val="19"/>
+              </w:rPr>
+              <w:t>262.9円/㎥</w:t>
+            </w:r>
+          </w:p>
+        </w:tc>
+        <w:tc>
+          <w:tcPr>
+            <w:tcW w:type="dxa" w:w="2098"/>
+          </w:tcPr>
+          <w:p>
+            <w:pPr>
+              <w:spacing w:after="40"/>
+              <w:jc w:val="center"/>
+            </w:pPr>
+            <w:r/>
+            <w:r>
+              <w:rPr>
+                <w:rFonts w:ascii="ＭＳ 明朝" w:hAnsi="ＭＳ 明朝" w:eastAsia="ＭＳ 明朝"/>
+                <w:b/>
+                <w:sz w:val="19"/>
+              </w:rPr>
+              <w:t>1.92倍</w:t>
+            </w:r>
+          </w:p>
+        </w:tc>
+      </w:tr>
+      <w:tr>
+        <w:tc>
+          <w:tcPr>
+            <w:tcW w:type="dxa" w:w="3628"/>
+          </w:tcPr>
+          <w:p>
+            <w:pPr>
+              <w:spacing w:after="40"/>
+              <w:jc w:val="left"/>
+            </w:pPr>
+            <w:r/>
+            <w:r>
+              <w:rPr>
+                <w:rFonts w:ascii="ＭＳ 明朝" w:hAnsi="ＭＳ 明朝" w:eastAsia="ＭＳ 明朝"/>
+                <w:b w:val="0"/>
+                <w:sz w:val="19"/>
+              </w:rPr>
+              <w:t>繰入金を一切控除しない（上限）</w:t>
+            </w:r>
+          </w:p>
+        </w:tc>
+        <w:tc>
+          <w:tcPr>
+            <w:tcW w:type="dxa" w:w="1928"/>
+          </w:tcPr>
+          <w:p>
+            <w:pPr>
+              <w:spacing w:after="40"/>
+              <w:jc w:val="center"/>
+            </w:pPr>
+            <w:r/>
+            <w:r>
+              <w:rPr>
+                <w:rFonts w:ascii="ＭＳ 明朝" w:hAnsi="ＭＳ 明朝" w:eastAsia="ＭＳ 明朝"/>
+                <w:b w:val="0"/>
+                <w:sz w:val="19"/>
+              </w:rPr>
+              <w:t>1,407,489千円</w:t>
+            </w:r>
+          </w:p>
+        </w:tc>
+        <w:tc>
+          <w:tcPr>
+            <w:tcW w:type="dxa" w:w="1701"/>
+          </w:tcPr>
+          <w:p>
+            <w:pPr>
+              <w:spacing w:after="40"/>
+              <w:jc w:val="center"/>
+            </w:pPr>
+            <w:r/>
+            <w:r>
+              <w:rPr>
+                <w:rFonts w:ascii="ＭＳ 明朝" w:hAnsi="ＭＳ 明朝" w:eastAsia="ＭＳ 明朝"/>
+                <w:b w:val="0"/>
+                <w:sz w:val="19"/>
+              </w:rPr>
+              <w:t>326.1円/㎥</w:t>
+            </w:r>
+          </w:p>
+        </w:tc>
+        <w:tc>
+          <w:tcPr>
+            <w:tcW w:type="dxa" w:w="2098"/>
+          </w:tcPr>
+          <w:p>
+            <w:pPr>
+              <w:spacing w:after="40"/>
+              <w:jc w:val="center"/>
+            </w:pPr>
+            <w:r/>
+            <w:r>
+              <w:rPr>
+                <w:rFonts w:ascii="ＭＳ 明朝" w:hAnsi="ＭＳ 明朝" w:eastAsia="ＭＳ 明朝"/>
+                <w:b w:val="0"/>
+                <w:sz w:val="19"/>
+              </w:rPr>
+              <w:t>2.38倍</w:t>
+            </w:r>
+          </w:p>
+        </w:tc>
+      </w:tr>
+    </w:tbl>
+    <w:p>
+      <w:pPr>
+        <w:spacing w:after="200" w:line="276" w:lineRule="auto"/>
+      </w:pPr>
+      <w:r>
+        <w:rPr>
+          <w:rFonts w:ascii="ＭＳ 明朝" w:hAnsi="ＭＳ 明朝" w:eastAsia="ＭＳ 明朝"/>
+          <w:b w:val="0"/>
+          <w:color w:val="595959"/>
+          <w:sz w:val="17"/>
+        </w:rPr>
+        <w:t>※ 繰出基準の整理が変わり控除額が縮小する場合は、必要改定率は最大2.38倍まで上がる。</w:t>
       </w:r>
     </w:p>
     <w:p>
@@ -5210,7 +5582,7 @@
           <w:b w:val="0"/>
           <w:sz w:val="21"/>
         </w:rPr>
-        <w:t>ただし2.38倍は一度に実施できる水準ではない。第5章以降では、この必要水準を前提に、体系の維持・段階改定・体系変更という3つの方向で試算する。</w:t>
+        <w:t>なお1.92倍も一度に実施できる水準ではない。第5章以降では、この必要水準を前提に、体系の維持・段階改定・体系変更という3つの方向で試算する。</w:t>
       </w:r>
     </w:p>
     <w:p>
@@ -5503,7 +5875,7 @@
                 <w:b w:val="0"/>
                 <w:sz w:val="18"/>
               </w:rPr>
-              <w:t>42.0%</w:t>
+              <w:t>52.1%</w:t>
             </w:r>
           </w:p>
         </w:tc>
@@ -5523,7 +5895,7 @@
                 <w:b w:val="0"/>
                 <w:sz w:val="18"/>
               </w:rPr>
-              <w:t>163,329千円</w:t>
+              <w:t>108,729千円</w:t>
             </w:r>
           </w:p>
         </w:tc>
@@ -5605,7 +5977,7 @@
                 <w:b w:val="0"/>
                 <w:sz w:val="18"/>
               </w:rPr>
-              <w:t>177.9円/㎥</w:t>
+              <w:t>178.0円/㎥</w:t>
             </w:r>
           </w:p>
         </w:tc>
@@ -5625,7 +5997,7 @@
                 <w:b w:val="0"/>
                 <w:sz w:val="18"/>
               </w:rPr>
-              <w:t>54.6%</w:t>
+              <w:t>67.7%</w:t>
             </w:r>
           </w:p>
         </w:tc>
@@ -5645,7 +6017,7 @@
                 <w:b w:val="0"/>
                 <w:sz w:val="18"/>
               </w:rPr>
-              <w:t>127,900千円</w:t>
+              <w:t>73,300千円</w:t>
             </w:r>
           </w:p>
         </w:tc>
@@ -5747,7 +6119,7 @@
                 <w:b w:val="0"/>
                 <w:sz w:val="18"/>
               </w:rPr>
-              <w:t>63.0%</w:t>
+              <w:t>78.1%</w:t>
             </w:r>
           </w:p>
         </w:tc>
@@ -5767,7 +6139,7 @@
                 <w:b w:val="0"/>
                 <w:sz w:val="18"/>
               </w:rPr>
-              <w:t>104,200千円</w:t>
+              <w:t>49,600千円</w:t>
             </w:r>
           </w:p>
         </w:tc>
@@ -5809,7 +6181,7 @@
                 <w:b/>
                 <w:sz w:val="18"/>
               </w:rPr>
-              <w:t>+138％（2.38倍）</w:t>
+              <w:t>+92％（1.92倍）</w:t>
             </w:r>
           </w:p>
         </w:tc>
@@ -5829,7 +6201,7 @@
                 <w:b/>
                 <w:sz w:val="18"/>
               </w:rPr>
-              <w:t>281.5百万円</w:t>
+              <w:t>226.9百万円</w:t>
             </w:r>
           </w:p>
         </w:tc>
@@ -5849,7 +6221,7 @@
                 <w:b/>
                 <w:sz w:val="18"/>
               </w:rPr>
-              <w:t>326.1円/㎥</w:t>
+              <w:t>262.9円/㎥</w:t>
             </w:r>
           </w:p>
         </w:tc>
@@ -5917,8 +6289,17 @@
     </w:tbl>
     <w:p>
       <w:pPr>
-        <w:spacing w:after="80" w:line="276" w:lineRule="auto"/>
+        <w:spacing w:after="200" w:line="276" w:lineRule="auto"/>
       </w:pPr>
+      <w:r>
+        <w:rPr>
+          <w:rFonts w:ascii="ＭＳ 明朝" w:hAnsi="ＭＳ 明朝" w:eastAsia="ＭＳ 明朝"/>
+          <w:b w:val="0"/>
+          <w:color w:val="595959"/>
+          <w:sz w:val="17"/>
+        </w:rPr>
+        <w:t>※ 繰入金を一切控除しない前提では、総括原価の全額回収に2.38倍（年間収入281.5百万円）が必要となる。</w:t>
+      </w:r>
     </w:p>
     <w:p>
       <w:pPr>
@@ -6103,7 +6484,7 @@
                 <w:color w:val="FFFFFF"/>
                 <w:sz w:val="17"/>
               </w:rPr>
-              <w:t>+138%改定</w:t>
+              <w:t>+92%改定</w:t>
             </w:r>
           </w:p>
         </w:tc>
@@ -6267,7 +6648,7 @@
                 <w:b w:val="0"/>
                 <w:sz w:val="17"/>
               </w:rPr>
-              <w:t>2,489</w:t>
+              <w:t>2,007</w:t>
             </w:r>
           </w:p>
         </w:tc>
@@ -6287,7 +6668,7 @@
                 <w:b w:val="0"/>
                 <w:sz w:val="17"/>
               </w:rPr>
-              <w:t>2.38倍</w:t>
+              <w:t>1.92倍</w:t>
             </w:r>
           </w:p>
         </w:tc>
@@ -6429,7 +6810,7 @@
                 <w:b w:val="0"/>
                 <w:sz w:val="17"/>
               </w:rPr>
-              <w:t>2,489</w:t>
+              <w:t>2,007</w:t>
             </w:r>
           </w:p>
         </w:tc>
@@ -6449,7 +6830,7 @@
                 <w:b w:val="0"/>
                 <w:sz w:val="17"/>
               </w:rPr>
-              <w:t>2.38倍</w:t>
+              <w:t>1.92倍</w:t>
             </w:r>
           </w:p>
         </w:tc>
@@ -6591,7 +6972,7 @@
                 <w:b w:val="0"/>
                 <w:sz w:val="17"/>
               </w:rPr>
-              <w:t>3,013</w:t>
+              <w:t>2,429</w:t>
             </w:r>
           </w:p>
         </w:tc>
@@ -6611,7 +6992,7 @@
                 <w:b w:val="0"/>
                 <w:sz w:val="17"/>
               </w:rPr>
-              <w:t>2.38倍</w:t>
+              <w:t>1.92倍</w:t>
             </w:r>
           </w:p>
         </w:tc>
@@ -6753,7 +7134,7 @@
                 <w:b w:val="0"/>
                 <w:sz w:val="17"/>
               </w:rPr>
-              <w:t>4,478</w:t>
+              <w:t>3,610</w:t>
             </w:r>
           </w:p>
         </w:tc>
@@ -6773,7 +7154,7 @@
                 <w:b w:val="0"/>
                 <w:sz w:val="17"/>
               </w:rPr>
-              <w:t>2.38倍</w:t>
+              <w:t>1.92倍</w:t>
             </w:r>
           </w:p>
         </w:tc>
@@ -6915,7 +7296,7 @@
                 <w:b w:val="0"/>
                 <w:sz w:val="17"/>
               </w:rPr>
-              <w:t>8,456</w:t>
+              <w:t>6,816</w:t>
             </w:r>
           </w:p>
         </w:tc>
@@ -6935,7 +7316,7 @@
                 <w:b w:val="0"/>
                 <w:sz w:val="17"/>
               </w:rPr>
-              <w:t>2.38倍</w:t>
+              <w:t>1.92倍</w:t>
             </w:r>
           </w:p>
         </w:tc>
@@ -7077,7 +7458,7 @@
                 <w:b w:val="0"/>
                 <w:sz w:val="17"/>
               </w:rPr>
-              <w:t>20,900</w:t>
+              <w:t>16,846</w:t>
             </w:r>
           </w:p>
         </w:tc>
@@ -7097,7 +7478,7 @@
                 <w:b w:val="0"/>
                 <w:sz w:val="17"/>
               </w:rPr>
-              <w:t>2.38倍</w:t>
+              <w:t>1.92倍</w:t>
             </w:r>
           </w:p>
         </w:tc>
@@ -7239,7 +7620,7 @@
                 <w:b w:val="0"/>
                 <w:sz w:val="17"/>
               </w:rPr>
-              <w:t>54,635</w:t>
+              <w:t>44,038</w:t>
             </w:r>
           </w:p>
         </w:tc>
@@ -7259,7 +7640,7 @@
                 <w:b w:val="0"/>
                 <w:sz w:val="17"/>
               </w:rPr>
-              <w:t>2.38倍</w:t>
+              <w:t>1.92倍</w:t>
             </w:r>
           </w:p>
         </w:tc>
@@ -7401,7 +7782,7 @@
                 <w:b w:val="0"/>
                 <w:sz w:val="17"/>
               </w:rPr>
-              <w:t>274,747</w:t>
+              <w:t>221,457</w:t>
             </w:r>
           </w:p>
         </w:tc>
@@ -7421,7 +7802,7 @@
                 <w:b w:val="0"/>
                 <w:sz w:val="17"/>
               </w:rPr>
-              <w:t>2.38倍</w:t>
+              <w:t>1.92倍</w:t>
             </w:r>
           </w:p>
         </w:tc>
@@ -7634,7 +8015,7 @@
                 <w:b w:val="0"/>
                 <w:sz w:val="19"/>
               </w:rPr>
-              <w:t>○　改定率次第。総括原価の全額回収には2.38倍が必要</w:t>
+              <w:t>○　改定率次第。総括原価の全額回収には1.92倍が必要</w:t>
             </w:r>
           </w:p>
         </w:tc>
@@ -8083,7 +8464,7 @@
                 <w:b/>
                 <w:sz w:val="18"/>
               </w:rPr>
-              <w:t>料金収入−（維持管理費＋利息＋資産維持費）</w:t>
+              <w:t>料金収入＋基準内繰入金−（維持管理費＋利息＋資産維持費）</w:t>
             </w:r>
           </w:p>
         </w:tc>
@@ -8103,7 +8484,7 @@
                 <w:b/>
                 <w:sz w:val="18"/>
               </w:rPr>
-              <w:t>▲84,088千円</w:t>
+              <w:t>▲29,488千円</w:t>
             </w:r>
           </w:p>
         </w:tc>
@@ -8185,7 +8566,7 @@
                 <w:b w:val="0"/>
                 <w:sz w:val="18"/>
               </w:rPr>
-              <w:t>▲163,329千円</w:t>
+              <w:t>▲108,729千円</w:t>
             </w:r>
           </w:p>
         </w:tc>
@@ -8394,7 +8775,7 @@
                 <w:b w:val="0"/>
                 <w:sz w:val="19"/>
               </w:rPr>
-              <w:t>21,022</w:t>
+              <w:t>7,372</w:t>
             </w:r>
           </w:p>
         </w:tc>
@@ -8414,7 +8795,7 @@
                 <w:b w:val="0"/>
                 <w:sz w:val="19"/>
               </w:rPr>
-              <w:t>1.18倍</w:t>
+              <w:t>1.06倍</w:t>
             </w:r>
           </w:p>
         </w:tc>
@@ -8434,7 +8815,7 @@
                 <w:b w:val="0"/>
                 <w:sz w:val="19"/>
               </w:rPr>
-              <w:t>2,941円</w:t>
+              <w:t>2,653円</w:t>
             </w:r>
           </w:p>
         </w:tc>
@@ -8454,7 +8835,7 @@
                 <w:b w:val="0"/>
                 <w:sz w:val="19"/>
               </w:rPr>
-              <w:t>49.4%</w:t>
+              <w:t>55.3%</w:t>
             </w:r>
           </w:p>
         </w:tc>
@@ -8496,7 +8877,7 @@
                 <w:b/>
                 <w:sz w:val="19"/>
               </w:rPr>
-              <w:t>42,044</w:t>
+              <w:t>14,744</w:t>
             </w:r>
           </w:p>
         </w:tc>
@@ -8516,7 +8897,7 @@
                 <w:b/>
                 <w:sz w:val="19"/>
               </w:rPr>
-              <w:t>1.36倍</w:t>
+              <w:t>1.12倍</w:t>
             </w:r>
           </w:p>
         </w:tc>
@@ -8536,7 +8917,7 @@
                 <w:b/>
                 <w:sz w:val="19"/>
               </w:rPr>
-              <w:t>3,385円</w:t>
+              <w:t>2,809円</w:t>
             </w:r>
           </w:p>
         </w:tc>
@@ -8556,7 +8937,7 @@
                 <w:b/>
                 <w:sz w:val="19"/>
               </w:rPr>
-              <w:t>56.9%</w:t>
+              <w:t>58.6%</w:t>
             </w:r>
           </w:p>
         </w:tc>
@@ -8598,7 +8979,7 @@
                 <w:b w:val="0"/>
                 <w:sz w:val="19"/>
               </w:rPr>
-              <w:t>63,066</w:t>
+              <w:t>22,116</w:t>
             </w:r>
           </w:p>
         </w:tc>
@@ -8618,7 +8999,7 @@
                 <w:b w:val="0"/>
                 <w:sz w:val="19"/>
               </w:rPr>
-              <w:t>1.53倍</w:t>
+              <w:t>1.19倍</w:t>
             </w:r>
           </w:p>
         </w:tc>
@@ -8638,7 +9019,7 @@
                 <w:b w:val="0"/>
                 <w:sz w:val="19"/>
               </w:rPr>
-              <w:t>3,830円</w:t>
+              <w:t>2,964円</w:t>
             </w:r>
           </w:p>
         </w:tc>
@@ -8658,7 +9039,7 @@
                 <w:b w:val="0"/>
                 <w:sz w:val="19"/>
               </w:rPr>
-              <w:t>64.4%</w:t>
+              <w:t>61.8%</w:t>
             </w:r>
           </w:p>
         </w:tc>
@@ -8700,7 +9081,7 @@
                 <w:b w:val="0"/>
                 <w:sz w:val="19"/>
               </w:rPr>
-              <w:t>84,088</w:t>
+              <w:t>29,488</w:t>
             </w:r>
           </w:p>
         </w:tc>
@@ -8720,7 +9101,7 @@
                 <w:b w:val="0"/>
                 <w:sz w:val="19"/>
               </w:rPr>
-              <w:t>1.71倍</w:t>
+              <w:t>1.25倍</w:t>
             </w:r>
           </w:p>
         </w:tc>
@@ -8740,7 +9121,7 @@
                 <w:b w:val="0"/>
                 <w:sz w:val="19"/>
               </w:rPr>
-              <w:t>4,274円</w:t>
+              <w:t>3,120円</w:t>
             </w:r>
           </w:p>
         </w:tc>
@@ -8760,7 +9141,7 @@
                 <w:b w:val="0"/>
                 <w:sz w:val="19"/>
               </w:rPr>
-              <w:t>71.9%</w:t>
+              <w:t>65.1%</w:t>
             </w:r>
           </w:p>
         </w:tc>
@@ -8768,8 +9149,17 @@
     </w:tbl>
     <w:p>
       <w:pPr>
-        <w:spacing w:after="80" w:line="276" w:lineRule="auto"/>
+        <w:spacing w:after="200" w:line="276" w:lineRule="auto"/>
       </w:pPr>
+      <w:r>
+        <w:rPr>
+          <w:rFonts w:ascii="ＭＳ 明朝" w:hAnsi="ＭＳ 明朝" w:eastAsia="ＭＳ 明朝"/>
+          <w:b w:val="0"/>
+          <w:color w:val="595959"/>
+          <w:sz w:val="17"/>
+        </w:rPr>
+        <w:t>※ 基準内繰入金を収入側に算入したうえで算定している。繰入金を算入しない場合のキャッシュ不足額は▲84,088千円/年となり、半減には1.36倍が必要となる。</w:t>
+      </w:r>
     </w:p>
     <w:p>
       <w:pPr>
@@ -9012,7 +9402,7 @@
                 <w:b w:val="0"/>
                 <w:sz w:val="19"/>
               </w:rPr>
-              <w:t>1.36倍</w:t>
+              <w:t>1.12倍</w:t>
             </w:r>
           </w:p>
         </w:tc>
@@ -9032,7 +9422,7 @@
                 <w:b w:val="0"/>
                 <w:sz w:val="19"/>
               </w:rPr>
-              <w:t>56.9%</w:t>
+              <w:t>58.6%</w:t>
             </w:r>
           </w:p>
         </w:tc>
@@ -9052,7 +9442,7 @@
                 <w:b w:val="0"/>
                 <w:sz w:val="19"/>
               </w:rPr>
-              <w:t>3,385円</w:t>
+              <w:t>2,809円</w:t>
             </w:r>
           </w:p>
         </w:tc>
@@ -9134,7 +9524,7 @@
                 <w:b w:val="0"/>
                 <w:sz w:val="19"/>
               </w:rPr>
-              <w:t>2.38倍</w:t>
+              <w:t>1.92倍</w:t>
             </w:r>
           </w:p>
         </w:tc>
@@ -9174,7 +9564,7 @@
                 <w:b w:val="0"/>
                 <w:sz w:val="19"/>
               </w:rPr>
-              <w:t>5,948円</w:t>
+              <w:t>4,795円</w:t>
             </w:r>
           </w:p>
         </w:tc>
@@ -9828,7 +10218,7 @@
                 <w:b w:val="0"/>
                 <w:sz w:val="17"/>
               </w:rPr>
-              <w:t>900円</w:t>
+              <w:t>725円</w:t>
             </w:r>
           </w:p>
         </w:tc>
@@ -9848,7 +10238,7 @@
                 <w:b w:val="0"/>
                 <w:sz w:val="17"/>
               </w:rPr>
-              <w:t>1,671円</w:t>
+              <w:t>1,347円</w:t>
             </w:r>
           </w:p>
         </w:tc>
@@ -9868,7 +10258,7 @@
                 <w:b w:val="0"/>
                 <w:sz w:val="17"/>
               </w:rPr>
-              <w:t>2,699円</w:t>
+              <w:t>2,176円</w:t>
             </w:r>
           </w:p>
         </w:tc>
@@ -9888,7 +10278,7 @@
                 <w:b w:val="0"/>
                 <w:sz w:val="17"/>
               </w:rPr>
-              <w:t>6,427円</w:t>
+              <w:t>5,181円</w:t>
             </w:r>
           </w:p>
         </w:tc>
@@ -9908,7 +10298,7 @@
                 <w:b w:val="0"/>
                 <w:sz w:val="17"/>
               </w:rPr>
-              <w:t>12,854円</w:t>
+              <w:t>10,361円</w:t>
             </w:r>
           </w:p>
         </w:tc>
@@ -9928,7 +10318,7 @@
                 <w:b w:val="0"/>
                 <w:sz w:val="17"/>
               </w:rPr>
-              <w:t>25,708円</w:t>
+              <w:t>20,722円</w:t>
             </w:r>
           </w:p>
         </w:tc>
@@ -9948,7 +10338,7 @@
                 <w:b w:val="0"/>
                 <w:sz w:val="17"/>
               </w:rPr>
-              <w:t>48,846円</w:t>
+              <w:t>39,373円</w:t>
             </w:r>
           </w:p>
         </w:tc>
@@ -10146,7 +10536,7 @@
                 <w:b w:val="0"/>
                 <w:sz w:val="18"/>
               </w:rPr>
-              <w:t>106.7円/㎥</w:t>
+              <w:t>86.0円/㎥</w:t>
             </w:r>
           </w:p>
         </w:tc>
@@ -10166,7 +10556,7 @@
                 <w:b w:val="0"/>
                 <w:sz w:val="18"/>
               </w:rPr>
-              <w:t>224.9円/㎥</w:t>
+              <w:t>181.3円/㎥</w:t>
             </w:r>
           </w:p>
         </w:tc>
@@ -10186,7 +10576,7 @@
                 <w:b w:val="0"/>
                 <w:sz w:val="18"/>
               </w:rPr>
-              <w:t>302.1円/㎥</w:t>
+              <w:t>243.5円/㎥</w:t>
             </w:r>
           </w:p>
         </w:tc>
@@ -10206,7 +10596,7 @@
                 <w:b w:val="0"/>
                 <w:sz w:val="18"/>
               </w:rPr>
-              <w:t>327.8円/㎥</w:t>
+              <w:t>264.2円/㎥</w:t>
             </w:r>
           </w:p>
         </w:tc>
@@ -10226,7 +10616,7 @@
                 <w:b w:val="0"/>
                 <w:sz w:val="18"/>
               </w:rPr>
-              <w:t>379.2円/㎥</w:t>
+              <w:t>305.7円/㎥</w:t>
             </w:r>
           </w:p>
         </w:tc>
@@ -10586,7 +10976,7 @@
                 <w:b w:val="0"/>
                 <w:sz w:val="18"/>
               </w:rPr>
-              <w:t>900</w:t>
+              <w:t>725</w:t>
             </w:r>
           </w:p>
         </w:tc>
@@ -10606,7 +10996,7 @@
                 <w:b w:val="0"/>
                 <w:sz w:val="18"/>
               </w:rPr>
-              <w:t>0.86倍</w:t>
+              <w:t>0.69倍</w:t>
             </w:r>
           </w:p>
         </w:tc>
@@ -10688,7 +11078,7 @@
                 <w:b w:val="0"/>
                 <w:sz w:val="18"/>
               </w:rPr>
-              <w:t>1,209</w:t>
+              <w:t>975</w:t>
             </w:r>
           </w:p>
         </w:tc>
@@ -10708,7 +11098,7 @@
                 <w:b w:val="0"/>
                 <w:sz w:val="18"/>
               </w:rPr>
-              <w:t>1.16倍</w:t>
+              <w:t>0.93倍</w:t>
             </w:r>
           </w:p>
         </w:tc>
@@ -10790,7 +11180,7 @@
                 <w:b w:val="0"/>
                 <w:sz w:val="18"/>
               </w:rPr>
-              <w:t>1,753</w:t>
+              <w:t>1,413</w:t>
             </w:r>
           </w:p>
         </w:tc>
@@ -10810,7 +11200,7 @@
                 <w:b w:val="0"/>
                 <w:sz w:val="18"/>
               </w:rPr>
-              <w:t>1.39倍</w:t>
+              <w:t>1.12倍</w:t>
             </w:r>
           </w:p>
         </w:tc>
@@ -10892,7 +11282,7 @@
                 <w:b w:val="0"/>
                 <w:sz w:val="18"/>
               </w:rPr>
-              <w:t>3,840</w:t>
+              <w:t>3,095</w:t>
             </w:r>
           </w:p>
         </w:tc>
@@ -10912,7 +11302,7 @@
                 <w:b w:val="0"/>
                 <w:sz w:val="18"/>
               </w:rPr>
-              <w:t>2.04倍</w:t>
+              <w:t>1.65倍</w:t>
             </w:r>
           </w:p>
         </w:tc>
@@ -10994,7 +11384,7 @@
                 <w:b w:val="0"/>
                 <w:sz w:val="18"/>
               </w:rPr>
-              <w:t>7,615</w:t>
+              <w:t>6,138</w:t>
             </w:r>
           </w:p>
         </w:tc>
@@ -11014,7 +11404,7 @@
                 <w:b w:val="0"/>
                 <w:sz w:val="18"/>
               </w:rPr>
-              <w:t>2.15倍</w:t>
+              <w:t>1.73倍</w:t>
             </w:r>
           </w:p>
         </w:tc>
@@ -11096,7 +11486,7 @@
                 <w:b w:val="0"/>
                 <w:sz w:val="18"/>
               </w:rPr>
-              <w:t>22,158</w:t>
+              <w:t>17,861</w:t>
             </w:r>
           </w:p>
         </w:tc>
@@ -11116,7 +11506,7 @@
                 <w:b w:val="0"/>
                 <w:sz w:val="18"/>
               </w:rPr>
-              <w:t>2.53倍</w:t>
+              <w:t>2.04倍</w:t>
             </w:r>
           </w:p>
         </w:tc>
@@ -11198,7 +11588,7 @@
                 <w:b w:val="0"/>
                 <w:sz w:val="18"/>
               </w:rPr>
-              <w:t>68,439</w:t>
+              <w:t>55,166</w:t>
             </w:r>
           </w:p>
         </w:tc>
@@ -11218,7 +11608,7 @@
                 <w:b w:val="0"/>
                 <w:sz w:val="18"/>
               </w:rPr>
-              <w:t>2.98倍</w:t>
+              <w:t>2.41倍</w:t>
             </w:r>
           </w:p>
         </w:tc>
@@ -11300,7 +11690,7 @@
                 <w:b w:val="0"/>
                 <w:sz w:val="18"/>
               </w:rPr>
-              <w:t>394,468</w:t>
+              <w:t>317,962</w:t>
             </w:r>
           </w:p>
         </w:tc>
@@ -11320,7 +11710,7 @@
                 <w:b w:val="0"/>
                 <w:sz w:val="18"/>
               </w:rPr>
-              <w:t>3.42倍</w:t>
+              <w:t>2.76倍</w:t>
             </w:r>
           </w:p>
         </w:tc>
@@ -11377,7 +11767,7 @@
           <w:rFonts w:ascii="ＭＳ 明朝" w:hAnsi="ＭＳ 明朝" w:eastAsia="ＭＳ 明朝"/>
           <w:sz w:val="21"/>
         </w:rPr>
-        <w:t>標準家庭（20㎥）は2.00倍で、現行体系を一律2.38倍にする場合（P1-A）より負担増が小さい</w:t>
+        <w:t>標準家庭（20㎥）は1.61倍で、現行体系を一律1.92倍にする場合（P1-A）より負担増が小さい</w:t>
       </w:r>
     </w:p>
     <w:p>
@@ -11390,7 +11780,20 @@
           <w:rFonts w:ascii="ＭＳ 明朝" w:hAnsi="ＭＳ 明朝" w:eastAsia="ＭＳ 明朝"/>
           <w:sz w:val="21"/>
         </w:rPr>
-        <w:t>一方、水産加工業の中規模事業者は3.42倍となり、影響が集中する</w:t>
+        <w:t>一方、水産加工業の中規模事業者は2.76倍となり、影響が集中する</w:t>
+      </w:r>
+    </w:p>
+    <w:p>
+      <w:pPr>
+        <w:pStyle w:val="ListBullet"/>
+        <w:spacing w:after="60" w:line="269" w:lineRule="auto"/>
+      </w:pPr>
+      <w:r>
+        <w:rPr>
+          <w:rFonts w:ascii="ＭＳ 明朝" w:hAnsi="ＭＳ 明朝" w:eastAsia="ＭＳ 明朝"/>
+          <w:sz w:val="21"/>
+        </w:rPr>
+        <w:t>10㎥以下の少量使用者は現行より下がる。基本水量込みの基本料金から口径別基本料金へ変わるためである</w:t>
       </w:r>
     </w:p>
     <w:p>
@@ -11696,7 +12099,7 @@
                 <w:b w:val="0"/>
                 <w:sz w:val="19"/>
               </w:rPr>
-              <w:t>産業特例による減収は年間約100百万円。対象を限定した場合は減収額も縮小する</w:t>
+              <w:t>産業特例による減収は年間約72百万円。対象を限定した場合は減収額も縮小する</w:t>
             </w:r>
           </w:p>
         </w:tc>
@@ -12066,7 +12469,7 @@
                 <w:b w:val="0"/>
                 <w:sz w:val="17"/>
               </w:rPr>
-              <w:t>69,387</w:t>
+              <w:t>55,930</w:t>
             </w:r>
           </w:p>
         </w:tc>
@@ -12086,7 +12489,7 @@
                 <w:b w:val="0"/>
                 <w:sz w:val="17"/>
               </w:rPr>
-              <w:t>2.99倍</w:t>
+              <w:t>2.41倍</w:t>
             </w:r>
           </w:p>
         </w:tc>
@@ -12106,7 +12509,7 @@
                 <w:b w:val="0"/>
                 <w:sz w:val="17"/>
               </w:rPr>
-              <w:t>69,387</w:t>
+              <w:t>55,930</w:t>
             </w:r>
           </w:p>
         </w:tc>
@@ -12126,7 +12529,7 @@
                 <w:b w:val="0"/>
                 <w:sz w:val="17"/>
               </w:rPr>
-              <w:t>2.99倍</w:t>
+              <w:t>2.41倍</w:t>
             </w:r>
           </w:p>
         </w:tc>
@@ -12248,7 +12651,7 @@
                 <w:b w:val="0"/>
                 <w:sz w:val="17"/>
               </w:rPr>
-              <w:t>382,902</w:t>
+              <w:t>308,640</w:t>
             </w:r>
           </w:p>
         </w:tc>
@@ -12268,7 +12671,7 @@
                 <w:b w:val="0"/>
                 <w:sz w:val="17"/>
               </w:rPr>
-              <w:t>3.42倍</w:t>
+              <w:t>2.76倍</w:t>
             </w:r>
           </w:p>
         </w:tc>
@@ -12430,7 +12833,7 @@
                 <w:b w:val="0"/>
                 <w:sz w:val="17"/>
               </w:rPr>
-              <w:t>1,154,157</w:t>
+              <w:t>930,312</w:t>
             </w:r>
           </w:p>
         </w:tc>
@@ -12450,7 +12853,7 @@
                 <w:b w:val="0"/>
                 <w:sz w:val="17"/>
               </w:rPr>
-              <w:t>3.47倍</w:t>
+              <w:t>2.80倍</w:t>
             </w:r>
           </w:p>
         </w:tc>
@@ -12612,7 +13015,7 @@
                 <w:b w:val="0"/>
                 <w:sz w:val="17"/>
               </w:rPr>
-              <w:t>3,073,297</w:t>
+              <w:t>2,477,241</w:t>
             </w:r>
           </w:p>
         </w:tc>
@@ -12632,7 +13035,7 @@
                 <w:b w:val="0"/>
                 <w:sz w:val="17"/>
               </w:rPr>
-              <w:t>3.48倍</w:t>
+              <w:t>2.81倍</w:t>
             </w:r>
           </w:p>
         </w:tc>
@@ -12702,7 +13105,7 @@
           <w:b w:val="0"/>
           <w:sz w:val="21"/>
         </w:rPr>
-        <w:t>3-Aでは中規模以上の事業者が3.4倍前後となるのに対し、3-Bの産業特例を適用すると1.03〜1.04倍にとどまる。ただし小規模事業者（月200㎥）は500㎥の要件を満たさないため特例の対象外となり、2.99倍のままである。水量要件の設定が論点となる。</w:t>
+        <w:t>3-Aでは中規模以上の事業者が2.8倍前後となるのに対し、3-Bの産業特例を適用すると1.03〜1.04倍にとどまる。ただし小規模事業者（月200㎥）は500㎥の要件を満たさないため特例の対象外となり、2.41倍のままである。水量要件の設定が論点となる。</w:t>
       </w:r>
     </w:p>
     <w:p>
@@ -12857,7 +13260,7 @@
               </w:rPr>
               <w:t>②赤字半減</w:t>
               <w:br/>
-              <w:t>1.36倍</w:t>
+              <w:t>1.12倍</w:t>
             </w:r>
           </w:p>
         </w:tc>
@@ -12881,7 +13284,7 @@
               </w:rPr>
               <w:t>①現行体系</w:t>
               <w:br/>
-              <w:t>2.38倍</w:t>
+              <w:t>1.92倍</w:t>
             </w:r>
           </w:p>
         </w:tc>
@@ -12987,7 +13390,7 @@
                 <w:b w:val="0"/>
                 <w:sz w:val="18"/>
               </w:rPr>
-              <w:t>1.36倍</w:t>
+              <w:t>1.12倍</w:t>
             </w:r>
           </w:p>
         </w:tc>
@@ -13007,7 +13410,7 @@
                 <w:b w:val="0"/>
                 <w:sz w:val="18"/>
               </w:rPr>
-              <w:t>2.38倍</w:t>
+              <w:t>1.92倍</w:t>
             </w:r>
           </w:p>
         </w:tc>
@@ -13027,7 +13430,7 @@
                 <w:b w:val="0"/>
                 <w:sz w:val="18"/>
               </w:rPr>
-              <w:t>0.86倍</w:t>
+              <w:t>0.69倍</w:t>
             </w:r>
           </w:p>
         </w:tc>
@@ -13109,7 +13512,7 @@
                 <w:b w:val="0"/>
                 <w:sz w:val="18"/>
               </w:rPr>
-              <w:t>1.36倍</w:t>
+              <w:t>1.12倍</w:t>
             </w:r>
           </w:p>
         </w:tc>
@@ -13129,7 +13532,7 @@
                 <w:b w:val="0"/>
                 <w:sz w:val="18"/>
               </w:rPr>
-              <w:t>2.38倍</w:t>
+              <w:t>1.92倍</w:t>
             </w:r>
           </w:p>
         </w:tc>
@@ -13149,7 +13552,7 @@
                 <w:b w:val="0"/>
                 <w:sz w:val="18"/>
               </w:rPr>
-              <w:t>1.16倍</w:t>
+              <w:t>0.93倍</w:t>
             </w:r>
           </w:p>
         </w:tc>
@@ -13231,7 +13634,7 @@
                 <w:b w:val="0"/>
                 <w:sz w:val="18"/>
               </w:rPr>
-              <w:t>1.36倍</w:t>
+              <w:t>1.12倍</w:t>
             </w:r>
           </w:p>
         </w:tc>
@@ -13251,7 +13654,7 @@
                 <w:b w:val="0"/>
                 <w:sz w:val="18"/>
               </w:rPr>
-              <w:t>2.38倍</w:t>
+              <w:t>1.92倍</w:t>
             </w:r>
           </w:p>
         </w:tc>
@@ -13271,7 +13674,7 @@
                 <w:b w:val="0"/>
                 <w:sz w:val="18"/>
               </w:rPr>
-              <w:t>1.39倍</w:t>
+              <w:t>1.12倍</w:t>
             </w:r>
           </w:p>
         </w:tc>
@@ -13353,7 +13756,7 @@
                 <w:b w:val="0"/>
                 <w:sz w:val="18"/>
               </w:rPr>
-              <w:t>1.36倍</w:t>
+              <w:t>1.12倍</w:t>
             </w:r>
           </w:p>
         </w:tc>
@@ -13373,7 +13776,7 @@
                 <w:b w:val="0"/>
                 <w:sz w:val="18"/>
               </w:rPr>
-              <w:t>2.38倍</w:t>
+              <w:t>1.92倍</w:t>
             </w:r>
           </w:p>
         </w:tc>
@@ -13393,7 +13796,7 @@
                 <w:b w:val="0"/>
                 <w:sz w:val="18"/>
               </w:rPr>
-              <w:t>2.04倍</w:t>
+              <w:t>1.65倍</w:t>
             </w:r>
           </w:p>
         </w:tc>
@@ -13475,7 +13878,7 @@
                 <w:b w:val="0"/>
                 <w:sz w:val="18"/>
               </w:rPr>
-              <w:t>1.36倍</w:t>
+              <w:t>1.12倍</w:t>
             </w:r>
           </w:p>
         </w:tc>
@@ -13495,7 +13898,7 @@
                 <w:b w:val="0"/>
                 <w:sz w:val="18"/>
               </w:rPr>
-              <w:t>2.38倍</w:t>
+              <w:t>1.92倍</w:t>
             </w:r>
           </w:p>
         </w:tc>
@@ -13515,7 +13918,7 @@
                 <w:b w:val="0"/>
                 <w:sz w:val="18"/>
               </w:rPr>
-              <w:t>2.15倍</w:t>
+              <w:t>1.73倍</w:t>
             </w:r>
           </w:p>
         </w:tc>
@@ -13597,7 +14000,7 @@
                 <w:b w:val="0"/>
                 <w:sz w:val="18"/>
               </w:rPr>
-              <w:t>1.36倍</w:t>
+              <w:t>1.12倍</w:t>
             </w:r>
           </w:p>
         </w:tc>
@@ -13617,7 +14020,7 @@
                 <w:b w:val="0"/>
                 <w:sz w:val="18"/>
               </w:rPr>
-              <w:t>2.38倍</w:t>
+              <w:t>1.92倍</w:t>
             </w:r>
           </w:p>
         </w:tc>
@@ -13637,7 +14040,7 @@
                 <w:b w:val="0"/>
                 <w:sz w:val="18"/>
               </w:rPr>
-              <w:t>2.53倍</w:t>
+              <w:t>2.04倍</w:t>
             </w:r>
           </w:p>
         </w:tc>
@@ -13719,7 +14122,7 @@
                 <w:b w:val="0"/>
                 <w:sz w:val="18"/>
               </w:rPr>
-              <w:t>1.36倍</w:t>
+              <w:t>1.12倍</w:t>
             </w:r>
           </w:p>
         </w:tc>
@@ -13739,7 +14142,7 @@
                 <w:b w:val="0"/>
                 <w:sz w:val="18"/>
               </w:rPr>
-              <w:t>2.38倍</w:t>
+              <w:t>1.92倍</w:t>
             </w:r>
           </w:p>
         </w:tc>
@@ -13759,7 +14162,7 @@
                 <w:b w:val="0"/>
                 <w:sz w:val="18"/>
               </w:rPr>
-              <w:t>2.98倍</w:t>
+              <w:t>2.41倍</w:t>
             </w:r>
           </w:p>
         </w:tc>
@@ -13841,7 +14244,7 @@
                 <w:b w:val="0"/>
                 <w:sz w:val="18"/>
               </w:rPr>
-              <w:t>1.36倍</w:t>
+              <w:t>1.12倍</w:t>
             </w:r>
           </w:p>
         </w:tc>
@@ -13861,7 +14264,7 @@
                 <w:b w:val="0"/>
                 <w:sz w:val="18"/>
               </w:rPr>
-              <w:t>2.38倍</w:t>
+              <w:t>1.92倍</w:t>
             </w:r>
           </w:p>
         </w:tc>
@@ -13881,7 +14284,7 @@
                 <w:b w:val="0"/>
                 <w:sz w:val="18"/>
               </w:rPr>
-              <w:t>3.42倍</w:t>
+              <w:t>2.76倍</w:t>
             </w:r>
           </w:p>
         </w:tc>
@@ -14131,7 +14534,7 @@
                 <w:b w:val="0"/>
                 <w:sz w:val="19"/>
               </w:rPr>
-              <w:t>②赤字半減（1.36倍）</w:t>
+              <w:t>②赤字半減（1.12倍）</w:t>
             </w:r>
           </w:p>
         </w:tc>
@@ -14151,7 +14554,7 @@
                 <w:b w:val="0"/>
                 <w:sz w:val="19"/>
               </w:rPr>
-              <w:t>3,385円</w:t>
+              <w:t>2,809円</w:t>
             </w:r>
           </w:p>
         </w:tc>
@@ -14171,7 +14574,7 @@
                 <w:b w:val="0"/>
                 <w:sz w:val="19"/>
               </w:rPr>
-              <w:t>1.36倍</w:t>
+              <w:t>1.12倍</w:t>
             </w:r>
           </w:p>
         </w:tc>
@@ -14191,7 +14594,7 @@
                 <w:b w:val="0"/>
                 <w:sz w:val="19"/>
               </w:rPr>
-              <w:t>+888円</w:t>
+              <w:t>+312円</w:t>
             </w:r>
           </w:p>
         </w:tc>
@@ -14213,7 +14616,7 @@
                 <w:b w:val="0"/>
                 <w:sz w:val="19"/>
               </w:rPr>
-              <w:t>①現行体系維持（2.38倍）</w:t>
+              <w:t>①現行体系維持（1.92倍）</w:t>
             </w:r>
           </w:p>
         </w:tc>
@@ -14233,7 +14636,7 @@
                 <w:b w:val="0"/>
                 <w:sz w:val="19"/>
               </w:rPr>
-              <w:t>5,948円</w:t>
+              <w:t>4,795円</w:t>
             </w:r>
           </w:p>
         </w:tc>
@@ -14253,7 +14656,7 @@
                 <w:b w:val="0"/>
                 <w:sz w:val="19"/>
               </w:rPr>
-              <w:t>2.38倍</w:t>
+              <w:t>1.92倍</w:t>
             </w:r>
           </w:p>
         </w:tc>
@@ -14273,7 +14676,7 @@
                 <w:b w:val="0"/>
                 <w:sz w:val="19"/>
               </w:rPr>
-              <w:t>+3,451円</w:t>
+              <w:t>+2,298円</w:t>
             </w:r>
           </w:p>
         </w:tc>
@@ -14315,7 +14718,7 @@
                 <w:b w:val="0"/>
                 <w:sz w:val="19"/>
               </w:rPr>
-              <w:t>4,987円</w:t>
+              <w:t>4,020円</w:t>
             </w:r>
           </w:p>
         </w:tc>
@@ -14335,7 +14738,7 @@
                 <w:b w:val="0"/>
                 <w:sz w:val="19"/>
               </w:rPr>
-              <w:t>2.00倍</w:t>
+              <w:t>1.61倍</w:t>
             </w:r>
           </w:p>
         </w:tc>
@@ -14355,7 +14758,7 @@
                 <w:b w:val="0"/>
                 <w:sz w:val="19"/>
               </w:rPr>
-              <w:t>+2,490円</w:t>
+              <w:t>+1,523円</w:t>
             </w:r>
           </w:p>
         </w:tc>
@@ -14682,7 +15085,7 @@
                 <w:b w:val="0"/>
                 <w:sz w:val="17"/>
               </w:rPr>
-              <w:t>1.36倍</w:t>
+              <w:t>1.12倍</w:t>
             </w:r>
           </w:p>
         </w:tc>
@@ -14702,7 +15105,7 @@
                 <w:b w:val="0"/>
                 <w:sz w:val="17"/>
               </w:rPr>
-              <w:t>2.38倍</w:t>
+              <w:t>1.92倍</w:t>
             </w:r>
           </w:p>
         </w:tc>
@@ -14722,7 +15125,7 @@
                 <w:b w:val="0"/>
                 <w:sz w:val="17"/>
               </w:rPr>
-              <w:t>2.99倍</w:t>
+              <w:t>2.41倍</w:t>
             </w:r>
           </w:p>
         </w:tc>
@@ -14742,7 +15145,7 @@
                 <w:b w:val="0"/>
                 <w:sz w:val="17"/>
               </w:rPr>
-              <w:t>2.99倍</w:t>
+              <w:t>2.41倍</w:t>
             </w:r>
           </w:p>
         </w:tc>
@@ -14844,7 +15247,7 @@
                 <w:b w:val="0"/>
                 <w:sz w:val="17"/>
               </w:rPr>
-              <w:t>1.36倍</w:t>
+              <w:t>1.12倍</w:t>
             </w:r>
           </w:p>
         </w:tc>
@@ -14864,7 +15267,7 @@
                 <w:b w:val="0"/>
                 <w:sz w:val="17"/>
               </w:rPr>
-              <w:t>2.38倍</w:t>
+              <w:t>1.92倍</w:t>
             </w:r>
           </w:p>
         </w:tc>
@@ -14884,7 +15287,7 @@
                 <w:b w:val="0"/>
                 <w:sz w:val="17"/>
               </w:rPr>
-              <w:t>3.42倍</w:t>
+              <w:t>2.76倍</w:t>
             </w:r>
           </w:p>
         </w:tc>
@@ -15006,7 +15409,7 @@
                 <w:b w:val="0"/>
                 <w:sz w:val="17"/>
               </w:rPr>
-              <w:t>1.36倍</w:t>
+              <w:t>1.12倍</w:t>
             </w:r>
           </w:p>
         </w:tc>
@@ -15026,7 +15429,7 @@
                 <w:b w:val="0"/>
                 <w:sz w:val="17"/>
               </w:rPr>
-              <w:t>2.38倍</w:t>
+              <w:t>1.92倍</w:t>
             </w:r>
           </w:p>
         </w:tc>
@@ -15046,7 +15449,7 @@
                 <w:b w:val="0"/>
                 <w:sz w:val="17"/>
               </w:rPr>
-              <w:t>3.47倍</w:t>
+              <w:t>2.80倍</w:t>
             </w:r>
           </w:p>
         </w:tc>
@@ -15168,7 +15571,7 @@
                 <w:b w:val="0"/>
                 <w:sz w:val="17"/>
               </w:rPr>
-              <w:t>1.36倍</w:t>
+              <w:t>1.12倍</w:t>
             </w:r>
           </w:p>
         </w:tc>
@@ -15188,7 +15591,7 @@
                 <w:b w:val="0"/>
                 <w:sz w:val="17"/>
               </w:rPr>
-              <w:t>2.38倍</w:t>
+              <w:t>1.92倍</w:t>
             </w:r>
           </w:p>
         </w:tc>
@@ -15208,7 +15611,7 @@
                 <w:b w:val="0"/>
                 <w:sz w:val="17"/>
               </w:rPr>
-              <w:t>3.48倍</w:t>
+              <w:t>2.81倍</w:t>
             </w:r>
           </w:p>
         </w:tc>
@@ -15245,7 +15648,7 @@
           <w:color w:val="595959"/>
           <w:sz w:val="17"/>
         </w:rPr>
-        <w:t>※ 19社合計の年額は、現行42,664千円に対し、②57,843千円、①101,632千円、③3-A 147,051千円、③3-B 46,943千円。</w:t>
+        <w:t>※ 19社合計の年額は、現行42,664千円に対し、②47,987千円、①81,919千円、③3-A 118,531千円、③3-B 46,136千円。</w:t>
       </w:r>
     </w:p>
     <w:p>
@@ -15258,7 +15661,7 @@
           <w:b w:val="0"/>
           <w:sz w:val="21"/>
         </w:rPr>
-        <w:t>体系を維持する①②では水産加工業も他の使用者と同じ倍率であるのに対し、③3-Aでは逓減制の廃止により3.4倍前後となり、影響が集中する。③3-Bの産業特例を併設すれば現行水準を概ね維持できるが、年間約100百万円の減収となるため、対象の限定と財源の確保が前提となる。</w:t>
+        <w:t>体系を維持する①②では水産加工業も他の使用者と同じ倍率であるのに対し、③3-Aでは逓減制の廃止により2.8倍前後となり、影響が集中する。③3-Bの産業特例を併設すれば現行水準を概ね維持できるが、年間約72百万円の減収となるため、対象の限定と財源の確保が前提となる。</w:t>
       </w:r>
     </w:p>
     <w:p>
@@ -15515,7 +15918,7 @@
                 <w:b w:val="0"/>
                 <w:sz w:val="18"/>
               </w:rPr>
-              <w:t>49,215円</w:t>
+              <w:t>40,829円</w:t>
             </w:r>
           </w:p>
         </w:tc>
@@ -15535,7 +15938,7 @@
                 <w:b w:val="0"/>
                 <w:sz w:val="18"/>
               </w:rPr>
-              <w:t>86,473円</w:t>
+              <w:t>69,700円</w:t>
             </w:r>
           </w:p>
         </w:tc>
@@ -15555,7 +15958,7 @@
                 <w:b/>
                 <w:sz w:val="18"/>
               </w:rPr>
-              <w:t>186,875円</w:t>
+              <w:t>150,631円</w:t>
             </w:r>
           </w:p>
         </w:tc>
@@ -15637,7 +16040,7 @@
                 <w:b w:val="0"/>
                 <w:sz w:val="18"/>
               </w:rPr>
-              <w:t>93,957円</w:t>
+              <w:t>77,947円</w:t>
             </w:r>
           </w:p>
         </w:tc>
@@ -15657,7 +16060,7 @@
                 <w:b w:val="0"/>
                 <w:sz w:val="18"/>
               </w:rPr>
-              <w:t>165,084円</w:t>
+              <w:t>133,064円</w:t>
             </w:r>
           </w:p>
         </w:tc>
@@ -15677,7 +16080,7 @@
                 <w:b/>
                 <w:sz w:val="18"/>
               </w:rPr>
-              <w:t>300,635円</w:t>
+              <w:t>242,328円</w:t>
             </w:r>
           </w:p>
         </w:tc>
@@ -15759,7 +16162,7 @@
                 <w:b w:val="0"/>
                 <w:sz w:val="18"/>
               </w:rPr>
-              <w:t>9,843円</w:t>
+              <w:t>8,166円</w:t>
             </w:r>
           </w:p>
         </w:tc>
@@ -15779,7 +16182,7 @@
                 <w:b w:val="0"/>
                 <w:sz w:val="18"/>
               </w:rPr>
-              <w:t>17,295円</w:t>
+              <w:t>13,940円</w:t>
             </w:r>
           </w:p>
         </w:tc>
@@ -15799,7 +16202,7 @@
                 <w:b w:val="0"/>
                 <w:sz w:val="18"/>
               </w:rPr>
-              <w:t>8,008円</w:t>
+              <w:t>6,455円</w:t>
             </w:r>
           </w:p>
         </w:tc>
@@ -15881,7 +16284,7 @@
                 <w:b w:val="0"/>
                 <w:sz w:val="18"/>
               </w:rPr>
-              <w:t>32,810円</w:t>
+              <w:t>27,219円</w:t>
             </w:r>
           </w:p>
         </w:tc>
@@ -15901,7 +16304,7 @@
                 <w:b w:val="0"/>
                 <w:sz w:val="18"/>
               </w:rPr>
-              <w:t>57,648円</w:t>
+              <w:t>46,467円</w:t>
             </w:r>
           </w:p>
         </w:tc>
@@ -15921,7 +16324,7 @@
                 <w:b w:val="0"/>
                 <w:sz w:val="18"/>
               </w:rPr>
-              <w:t>30,439円</w:t>
+              <w:t>24,535円</w:t>
             </w:r>
           </w:p>
         </w:tc>
@@ -15951,7 +16354,7 @@
           <w:rFonts w:ascii="ＭＳ 明朝" w:hAnsi="ＭＳ 明朝" w:eastAsia="ＭＳ 明朝"/>
           <w:sz w:val="21"/>
         </w:rPr>
-        <w:t>湯屋用は基本水量500㎥込みの定額設計であるため、区分を廃止すると5倍前後の負担増となる。公衆浴場の確保に関する特別措置法の趣旨を踏まえ、減免制度としての存続を検討する必要がある</w:t>
+        <w:t>湯屋用は基本水量500㎥込みの定額設計であるため、区分を廃止すると3.5〜4.2倍の負担増となる。公衆浴場の確保に関する特別措置法の趣旨を踏まえ、減免制度としての存続を検討する必要がある</w:t>
       </w:r>
     </w:p>
     <w:p>
@@ -16228,7 +16631,7 @@
                 <w:b w:val="0"/>
                 <w:sz w:val="18"/>
               </w:rPr>
-              <w:t>42.0%</w:t>
+              <w:t>52.1%</w:t>
             </w:r>
           </w:p>
         </w:tc>
@@ -16248,7 +16651,7 @@
                 <w:b w:val="0"/>
                 <w:sz w:val="18"/>
               </w:rPr>
-              <w:t>163,329千円</w:t>
+              <w:t>108,729千円</w:t>
             </w:r>
           </w:p>
         </w:tc>
@@ -16270,7 +16673,7 @@
                 <w:b w:val="0"/>
                 <w:sz w:val="18"/>
               </w:rPr>
-              <w:t>②赤字半減（1.36倍）</w:t>
+              <w:t>②赤字半減（1.12倍）</w:t>
             </w:r>
           </w:p>
         </w:tc>
@@ -16290,7 +16693,7 @@
                 <w:b w:val="0"/>
                 <w:sz w:val="18"/>
               </w:rPr>
-              <w:t>160.2百万円</w:t>
+              <w:t>132.9百万円</w:t>
             </w:r>
           </w:p>
         </w:tc>
@@ -16310,7 +16713,7 @@
                 <w:b w:val="0"/>
                 <w:sz w:val="18"/>
               </w:rPr>
-              <w:t>+42.0百万円</w:t>
+              <w:t>+14.7百万円</w:t>
             </w:r>
           </w:p>
         </w:tc>
@@ -16330,7 +16733,7 @@
                 <w:b w:val="0"/>
                 <w:sz w:val="18"/>
               </w:rPr>
-              <w:t>185.6円/㎥</w:t>
+              <w:t>154.0円/㎥</w:t>
             </w:r>
           </w:p>
         </w:tc>
@@ -16350,7 +16753,7 @@
                 <w:b w:val="0"/>
                 <w:sz w:val="18"/>
               </w:rPr>
-              <w:t>56.9%</w:t>
+              <w:t>58.6%</w:t>
             </w:r>
           </w:p>
         </w:tc>
@@ -16370,7 +16773,7 @@
                 <w:b w:val="0"/>
                 <w:sz w:val="18"/>
               </w:rPr>
-              <w:t>121,300千円</w:t>
+              <w:t>94,000千円</w:t>
             </w:r>
           </w:p>
         </w:tc>
@@ -16392,7 +16795,7 @@
                 <w:b w:val="0"/>
                 <w:sz w:val="18"/>
               </w:rPr>
-              <w:t>①現行体系維持（2.38倍）</w:t>
+              <w:t>①現行体系維持（1.92倍）</w:t>
             </w:r>
           </w:p>
         </w:tc>
@@ -16412,7 +16815,7 @@
                 <w:b w:val="0"/>
                 <w:sz w:val="18"/>
               </w:rPr>
-              <w:t>281.5百万円</w:t>
+              <w:t>226.9百万円</w:t>
             </w:r>
           </w:p>
         </w:tc>
@@ -16432,7 +16835,7 @@
                 <w:b w:val="0"/>
                 <w:sz w:val="18"/>
               </w:rPr>
-              <w:t>+163.3百万円</w:t>
+              <w:t>+108.7百万円</w:t>
             </w:r>
           </w:p>
         </w:tc>
@@ -16452,7 +16855,7 @@
                 <w:b w:val="0"/>
                 <w:sz w:val="18"/>
               </w:rPr>
-              <w:t>326.1円/㎥</w:t>
+              <w:t>262.9円/㎥</w:t>
             </w:r>
           </w:p>
         </w:tc>
@@ -16534,7 +16937,7 @@
                 <w:b w:val="0"/>
                 <w:sz w:val="18"/>
               </w:rPr>
-              <w:t>281.5百万円</w:t>
+              <w:t>226.9百万円</w:t>
             </w:r>
           </w:p>
         </w:tc>
@@ -16554,7 +16957,7 @@
                 <w:b w:val="0"/>
                 <w:sz w:val="18"/>
               </w:rPr>
-              <w:t>+163.3百万円</w:t>
+              <w:t>+108.7百万円</w:t>
             </w:r>
           </w:p>
         </w:tc>
@@ -16574,7 +16977,7 @@
                 <w:b w:val="0"/>
                 <w:sz w:val="18"/>
               </w:rPr>
-              <w:t>326.1円/㎥</w:t>
+              <w:t>262.9円/㎥</w:t>
             </w:r>
           </w:p>
         </w:tc>
@@ -16656,7 +17059,7 @@
                 <w:b w:val="0"/>
                 <w:sz w:val="18"/>
               </w:rPr>
-              <w:t>181.4百万円</w:t>
+              <w:t>154.5百万円</w:t>
             </w:r>
           </w:p>
         </w:tc>
@@ -16676,7 +17079,7 @@
                 <w:b w:val="0"/>
                 <w:sz w:val="18"/>
               </w:rPr>
-              <w:t>+63.2百万円</w:t>
+              <w:t>+36.3百万円</w:t>
             </w:r>
           </w:p>
         </w:tc>
@@ -16696,7 +17099,7 @@
                 <w:b w:val="0"/>
                 <w:sz w:val="18"/>
               </w:rPr>
-              <w:t>210.1円/㎥</w:t>
+              <w:t>179.0円/㎥</w:t>
             </w:r>
           </w:p>
         </w:tc>
@@ -16716,7 +17119,7 @@
                 <w:b w:val="0"/>
                 <w:sz w:val="18"/>
               </w:rPr>
-              <w:t>64.4%</w:t>
+              <w:t>68.1%</w:t>
             </w:r>
           </w:p>
         </w:tc>
@@ -16736,7 +17139,7 @@
                 <w:b w:val="0"/>
                 <w:sz w:val="18"/>
               </w:rPr>
-              <w:t>100,100千円</w:t>
+              <w:t>72,400千円</w:t>
             </w:r>
           </w:p>
         </w:tc>
@@ -16934,7 +17337,7 @@
                 <w:b w:val="0"/>
                 <w:sz w:val="18"/>
               </w:rPr>
-              <w:t>2.38倍</w:t>
+              <w:t>1.92倍</w:t>
             </w:r>
           </w:p>
         </w:tc>
@@ -16954,7 +17357,7 @@
                 <w:b w:val="0"/>
                 <w:sz w:val="18"/>
               </w:rPr>
-              <w:t>1.36倍</w:t>
+              <w:t>1.12倍</w:t>
             </w:r>
           </w:p>
         </w:tc>
@@ -16974,7 +17377,7 @@
                 <w:b w:val="0"/>
                 <w:sz w:val="18"/>
               </w:rPr>
-              <w:t>2.00倍</w:t>
+              <w:t>1.61倍</w:t>
             </w:r>
           </w:p>
         </w:tc>
@@ -16994,7 +17397,7 @@
                 <w:b w:val="0"/>
                 <w:sz w:val="18"/>
               </w:rPr>
-              <w:t>2.00倍</w:t>
+              <w:t>1.61倍</w:t>
             </w:r>
           </w:p>
         </w:tc>
@@ -17036,7 +17439,7 @@
                 <w:b w:val="0"/>
                 <w:sz w:val="18"/>
               </w:rPr>
-              <w:t>2.38倍</w:t>
+              <w:t>1.92倍</w:t>
             </w:r>
           </w:p>
         </w:tc>
@@ -17056,7 +17459,7 @@
                 <w:b w:val="0"/>
                 <w:sz w:val="18"/>
               </w:rPr>
-              <w:t>1.36倍</w:t>
+              <w:t>1.12倍</w:t>
             </w:r>
           </w:p>
         </w:tc>
@@ -17076,7 +17479,7 @@
                 <w:b w:val="0"/>
                 <w:sz w:val="18"/>
               </w:rPr>
-              <w:t>2.99倍</w:t>
+              <w:t>2.41倍</w:t>
             </w:r>
           </w:p>
         </w:tc>
@@ -17096,7 +17499,7 @@
                 <w:b w:val="0"/>
                 <w:sz w:val="18"/>
               </w:rPr>
-              <w:t>2.99倍</w:t>
+              <w:t>2.41倍</w:t>
             </w:r>
           </w:p>
         </w:tc>
@@ -17138,7 +17541,7 @@
                 <w:b w:val="0"/>
                 <w:sz w:val="18"/>
               </w:rPr>
-              <w:t>2.38倍</w:t>
+              <w:t>1.92倍</w:t>
             </w:r>
           </w:p>
         </w:tc>
@@ -17158,7 +17561,7 @@
                 <w:b w:val="0"/>
                 <w:sz w:val="18"/>
               </w:rPr>
-              <w:t>1.36倍</w:t>
+              <w:t>1.12倍</w:t>
             </w:r>
           </w:p>
         </w:tc>
@@ -17178,7 +17581,7 @@
                 <w:b w:val="0"/>
                 <w:sz w:val="18"/>
               </w:rPr>
-              <w:t>3.42倍</w:t>
+              <w:t>2.76倍</w:t>
             </w:r>
           </w:p>
         </w:tc>
@@ -17240,7 +17643,7 @@
                 <w:b w:val="0"/>
                 <w:sz w:val="18"/>
               </w:rPr>
-              <w:t>2.38倍</w:t>
+              <w:t>1.92倍</w:t>
             </w:r>
           </w:p>
         </w:tc>
@@ -17260,7 +17663,7 @@
                 <w:b w:val="0"/>
                 <w:sz w:val="18"/>
               </w:rPr>
-              <w:t>1.36倍</w:t>
+              <w:t>1.12倍</w:t>
             </w:r>
           </w:p>
         </w:tc>
@@ -17280,7 +17683,7 @@
                 <w:b w:val="0"/>
                 <w:sz w:val="18"/>
               </w:rPr>
-              <w:t>5.15倍</w:t>
+              <w:t>4.15倍</w:t>
             </w:r>
           </w:p>
         </w:tc>
@@ -17300,7 +17703,7 @@
                 <w:b w:val="0"/>
                 <w:sz w:val="18"/>
               </w:rPr>
-              <w:t>5.15倍</w:t>
+              <w:t>4.15倍</w:t>
             </w:r>
           </w:p>
         </w:tc>
@@ -17362,7 +17765,7 @@
                 <w:b w:val="0"/>
                 <w:sz w:val="18"/>
               </w:rPr>
-              <w:t>56.9%</w:t>
+              <w:t>58.6%</w:t>
             </w:r>
           </w:p>
         </w:tc>
@@ -17402,7 +17805,7 @@
                 <w:b w:val="0"/>
                 <w:sz w:val="18"/>
               </w:rPr>
-              <w:t>64.4%</w:t>
+              <w:t>68.1%</w:t>
             </w:r>
           </w:p>
         </w:tc>
@@ -17944,7 +18347,7 @@
                 <w:b w:val="0"/>
                 <w:sz w:val="17"/>
               </w:rPr>
-              <w:t>用途別・逓減制を維持し一律改定（2.38倍）</w:t>
+              <w:t>用途別・逓減制を維持し一律改定（1.92倍）</w:t>
             </w:r>
           </w:p>
         </w:tc>
@@ -17964,7 +18367,7 @@
                 <w:b w:val="0"/>
                 <w:sz w:val="17"/>
               </w:rPr>
-              <w:t>+163.3百万円</w:t>
+              <w:t>+108.7百万円</w:t>
             </w:r>
           </w:p>
         </w:tc>
@@ -17984,9 +18387,9 @@
                 <w:b w:val="0"/>
                 <w:sz w:val="17"/>
               </w:rPr>
-              <w:t>5,948円</w:t>
+              <w:t>4,795円</w:t>
               <w:br/>
-              <w:t>(2.38倍)</w:t>
+              <w:t>(1.92倍)</w:t>
             </w:r>
           </w:p>
         </w:tc>
@@ -18006,7 +18409,7 @@
                 <w:b w:val="0"/>
                 <w:sz w:val="17"/>
               </w:rPr>
-              <w:t>2.38倍</w:t>
+              <w:t>1.92倍</w:t>
             </w:r>
           </w:p>
         </w:tc>
@@ -18070,7 +18473,7 @@
                 <w:b w:val="0"/>
                 <w:sz w:val="17"/>
               </w:rPr>
-              <w:t>現行体系のまま赤字半減を目標（1.36倍）</w:t>
+              <w:t>現行体系のまま赤字半減を目標（1.12倍）</w:t>
             </w:r>
           </w:p>
         </w:tc>
@@ -18090,7 +18493,7 @@
                 <w:b w:val="0"/>
                 <w:sz w:val="17"/>
               </w:rPr>
-              <w:t>+42.0百万円</w:t>
+              <w:t>+14.7百万円</w:t>
             </w:r>
           </w:p>
         </w:tc>
@@ -18110,9 +18513,9 @@
                 <w:b w:val="0"/>
                 <w:sz w:val="17"/>
               </w:rPr>
-              <w:t>3,385円</w:t>
+              <w:t>2,809円</w:t>
               <w:br/>
-              <w:t>(1.36倍)</w:t>
+              <w:t>(1.12倍)</w:t>
             </w:r>
           </w:p>
         </w:tc>
@@ -18132,7 +18535,7 @@
                 <w:b w:val="0"/>
                 <w:sz w:val="17"/>
               </w:rPr>
-              <w:t>1.36倍</w:t>
+              <w:t>1.12倍</w:t>
             </w:r>
           </w:p>
         </w:tc>
@@ -18216,7 +18619,7 @@
                 <w:b w:val="0"/>
                 <w:sz w:val="17"/>
               </w:rPr>
-              <w:t>+163.3百万円</w:t>
+              <w:t>+108.7百万円</w:t>
             </w:r>
           </w:p>
         </w:tc>
@@ -18236,9 +18639,9 @@
                 <w:b w:val="0"/>
                 <w:sz w:val="17"/>
               </w:rPr>
-              <w:t>4,987円</w:t>
+              <w:t>4,020円</w:t>
               <w:br/>
-              <w:t>(2.00倍)</w:t>
+              <w:t>(1.61倍)</w:t>
             </w:r>
           </w:p>
         </w:tc>
@@ -18258,7 +18661,7 @@
                 <w:b w:val="0"/>
                 <w:sz w:val="17"/>
               </w:rPr>
-              <w:t>3.42倍</w:t>
+              <w:t>2.76倍</w:t>
             </w:r>
           </w:p>
         </w:tc>
@@ -18342,7 +18745,7 @@
                 <w:b w:val="0"/>
                 <w:sz w:val="17"/>
               </w:rPr>
-              <w:t>+63.2百万円</w:t>
+              <w:t>+36.3百万円</w:t>
             </w:r>
           </w:p>
         </w:tc>
@@ -18362,9 +18765,9 @@
                 <w:b w:val="0"/>
                 <w:sz w:val="17"/>
               </w:rPr>
-              <w:t>4,987円</w:t>
+              <w:t>4,020円</w:t>
               <w:br/>
-              <w:t>(2.00倍)</w:t>
+              <w:t>(1.61倍)</w:t>
             </w:r>
           </w:p>
         </w:tc>
@@ -18404,7 +18807,7 @@
                 <w:b w:val="0"/>
                 <w:sz w:val="17"/>
               </w:rPr>
-              <w:t>産業保護と体系標準化を両立。年約100百万円の減収</w:t>
+              <w:t>産業保護と体系標準化を両立。年約72百万円の減収</w:t>
             </w:r>
           </w:p>
         </w:tc>
@@ -18488,7 +18891,7 @@
                 <w:b w:val="0"/>
                 <w:sz w:val="17"/>
               </w:rPr>
-              <w:t>初年度3,385円</w:t>
+              <w:t>初年度2,809円</w:t>
             </w:r>
           </w:p>
         </w:tc>
@@ -18508,7 +18911,7 @@
                 <w:b w:val="0"/>
                 <w:sz w:val="17"/>
               </w:rPr>
-              <w:t>初年度1.36倍</w:t>
+              <w:t>初年度1.12倍</w:t>
             </w:r>
           </w:p>
         </w:tc>
@@ -18684,7 +19087,7 @@
                 <w:b w:val="0"/>
                 <w:sz w:val="19"/>
               </w:rPr>
-              <w:t>令和8年度内に1.36倍の改定を行い、キャッシュベースの赤字を半減させる</w:t>
+              <w:t>令和8年度内に1.12倍の改定を行い、キャッシュベースの赤字を半減させる</w:t>
             </w:r>
           </w:p>
         </w:tc>
@@ -18925,7 +19328,7 @@
           <w:rFonts w:ascii="ＭＳ 明朝" w:hAnsi="ＭＳ 明朝" w:eastAsia="ＭＳ 明朝"/>
           <w:sz w:val="21"/>
         </w:rPr>
-        <w:t>湯屋用は区分廃止の影響が5倍前後と大きいため、公衆浴場向けの減免制度としての存続を検討する</w:t>
+        <w:t>湯屋用は区分廃止の影響が3.5〜4.2倍と大きいため、公衆浴場向けの減免制度としての存続を検討する</w:t>
       </w:r>
     </w:p>
     <w:p>
@@ -19135,7 +19538,7 @@
                 <w:b w:val="0"/>
                 <w:sz w:val="19"/>
               </w:rPr>
-              <w:t>料金回収率 42％</w:t>
+              <w:t>料金回収率 52％</w:t>
             </w:r>
           </w:p>
         </w:tc>
@@ -19155,7 +19558,7 @@
                 <w:b w:val="0"/>
                 <w:sz w:val="19"/>
               </w:rPr>
-              <w:t>水道水をつくって届けるのに必要な費用のうち、料金で賄えているのは4割程度。残りは町の一般会計からの繰入金で補っている</w:t>
+              <w:t>水道水をつくって届けるのに必要な費用のうち、料金で賄えているのは5割程度。残りは町の一般会計からの繰入金で補っている</w:t>
             </w:r>
           </w:p>
         </w:tc>
@@ -19590,9 +19993,9 @@
                 <w:b w:val="0"/>
                 <w:sz w:val="18"/>
               </w:rPr>
-              <w:t>2,497円 → 5,948円</w:t>
+              <w:t>2,497円 → 4,795円</w:t>
               <w:br/>
-              <w:t>（+3,451円）</w:t>
+              <w:t>（+2,298円）</w:t>
             </w:r>
           </w:p>
         </w:tc>
@@ -19612,9 +20015,9 @@
                 <w:b w:val="0"/>
                 <w:sz w:val="18"/>
               </w:rPr>
-              <w:t>2,497円 → 3,385円</w:t>
+              <w:t>2,497円 → 2,809円</w:t>
               <w:br/>
-              <w:t>（+888円）</w:t>
+              <w:t>（+312円）</w:t>
             </w:r>
           </w:p>
         </w:tc>
@@ -19634,9 +20037,9 @@
                 <w:b w:val="0"/>
                 <w:sz w:val="18"/>
               </w:rPr>
-              <w:t>2,497円 → 4,987円</w:t>
+              <w:t>2,497円 → 4,020円</w:t>
               <w:br/>
-              <w:t>（+2,490円）</w:t>
+              <w:t>（+1,523円）</w:t>
             </w:r>
           </w:p>
         </w:tc>
@@ -19680,7 +20083,7 @@
                 <w:b w:val="0"/>
                 <w:sz w:val="18"/>
               </w:rPr>
-              <w:t>111,980円 → 266,755円</w:t>
+              <w:t>111,980円 → 215,015円</w:t>
             </w:r>
           </w:p>
         </w:tc>
@@ -19700,7 +20103,7 @@
                 <w:b w:val="0"/>
                 <w:sz w:val="18"/>
               </w:rPr>
-              <w:t>111,980円 → 151,822円</w:t>
+              <w:t>111,980円 → 125,952円</w:t>
             </w:r>
           </w:p>
         </w:tc>
@@ -19764,7 +20167,7 @@
                 <w:b w:val="0"/>
                 <w:sz w:val="18"/>
               </w:rPr>
-              <w:t>42％ → 100％</w:t>
+              <w:t>52％ → 100％</w:t>
             </w:r>
           </w:p>
         </w:tc>
@@ -19784,7 +20187,7 @@
                 <w:b w:val="0"/>
                 <w:sz w:val="18"/>
               </w:rPr>
-              <w:t>42％ → 57％</w:t>
+              <w:t>52％ → 59％</w:t>
             </w:r>
           </w:p>
         </w:tc>
@@ -19804,7 +20207,7 @@
                 <w:b w:val="0"/>
                 <w:sz w:val="18"/>
               </w:rPr>
-              <w:t>42％ → 64％</w:t>
+              <w:t>52％ → 68％</w:t>
             </w:r>
           </w:p>
         </w:tc>
@@ -20703,7 +21106,7 @@
                 <w:b w:val="0"/>
                 <w:sz w:val="18"/>
               </w:rPr>
-              <w:t>繰出基準に基づく基準内繰入の有無</w:t>
+              <w:t>本報告は他会計補助金272,997千円を基準内繰入金として控除している。補助金419,000千円は算定根拠が確認できないため控除していない</w:t>
             </w:r>
           </w:p>
         </w:tc>
@@ -20723,7 +21126,7 @@
                 <w:b w:val="0"/>
                 <w:sz w:val="18"/>
               </w:rPr>
-              <w:t>基準内として控除する場合、必要改定率は2.38倍から1.92倍に下がる</w:t>
+              <w:t>控除額が縮小する場合、必要改定率は最大2.38倍まで上がる</w:t>
             </w:r>
           </w:p>
         </w:tc>
@@ -20986,7 +21389,7 @@
           <w:color w:val="C00000"/>
           <w:sz w:val="21"/>
         </w:rPr>
-        <w:t>本報告に示した必要改定率2.38倍は、資産維持費3％を算入した総括原価を料金で全額回収する場合の理論値である。実際の改定率は、上記の確定作業および段階改定・経過措置の設計を経て決定する。</w:t>
+        <w:t>本報告に示した必要改定率1.92倍は、資産維持費3％を算入した総括原価から基準内繰入金を控除したうえで、残余を料金で全額回収する場合の理論値である。繰入金を一切控除しない場合は2.38倍となり、これが上限となる。実際の改定率は、上記の確定作業および段階改定・経過措置の設計を経て決定する。</w:t>
       </w:r>
     </w:p>
     <w:p>

--- a/onagawa_water_tariff/09_interim_report/女川町水道料金改定_中間報告書.docx
+++ b/onagawa_water_tariff/09_interim_report/女川町水道料金改定_中間報告書.docx
@@ -5369,7 +5369,7 @@
                 <w:b/>
                 <w:sz w:val="19"/>
               </w:rPr>
-              <w:t>必要改定率</w:t>
+              <w:t>必要改定率（試算値）</w:t>
             </w:r>
           </w:p>
         </w:tc>
@@ -5441,6 +5441,20 @@
           <w:sz w:val="21"/>
         </w:rPr>
         <w:t>現行料金のままでは、本報告の前提の下で給水に要する費用の約50％しか回収できない。総括原価を料金で全額回収するには、現行料金の1.99倍の水準が必要となる。</w:t>
+      </w:r>
+    </w:p>
+    <w:p>
+      <w:pPr>
+        <w:spacing w:after="120" w:line="276" w:lineRule="auto"/>
+      </w:pPr>
+      <w:r>
+        <w:rPr>
+          <w:rFonts w:ascii="ＭＳ 明朝" w:hAnsi="ＭＳ 明朝" w:eastAsia="ＭＳ 明朝"/>
+          <w:b w:val="0"/>
+          <w:color w:val="C00000"/>
+          <w:sz w:val="21"/>
+        </w:rPr>
+        <w:t>ただし1.99倍は、他会計補助金272,997千円の全額を基準内繰入金として控除できる場合の値である。この控除の根拠は町の資料で確認できておらず（5-3参照）、控除しない場合は2.45倍となる。本報告の1.99倍は確定した改定水準ではなく、前提条件つきの試算値として扱う。</w:t>
       </w:r>
     </w:p>
     <w:p>
@@ -8573,6 +8587,125 @@
       </w:r>
     </w:p>
     <w:p>
+      <w:pPr>
+        <w:spacing w:before="240" w:after="100"/>
+      </w:pPr>
+      <w:r>
+        <w:rPr>
+          <w:rFonts w:ascii="ＭＳ ゴシック" w:hAnsi="ＭＳ ゴシック" w:eastAsia="ＭＳ ゴシック"/>
+          <w:b/>
+          <w:color w:val="2E75B6"/>
+          <w:sz w:val="23"/>
+        </w:rPr>
+        <w:t>5-10　令和8年度の特殊要因（基本料金等の免除）</w:t>
+      </w:r>
+    </w:p>
+    <w:p>
+      <w:pPr>
+        <w:spacing w:after="120" w:line="276" w:lineRule="auto"/>
+      </w:pPr>
+      <w:r>
+        <w:rPr>
+          <w:rFonts w:ascii="ＭＳ 明朝" w:hAnsi="ＭＳ 明朝" w:eastAsia="ＭＳ 明朝"/>
+          <w:b w:val="0"/>
+          <w:sz w:val="21"/>
+        </w:rPr>
+        <w:t>令和8年4月から6月までの請求分について、官公庁等を除き、上水道の基本料金とメーター使用料を免除する措置がとられているとの情報を得ている。財源は国の物価高騰対応重点支援地方創生臨時交付金とされる。当方では原典を確認できていないため、町に確認のうえ最終報告で反映する。</w:t>
+      </w:r>
+    </w:p>
+    <w:p>
+      <w:pPr>
+        <w:spacing w:after="80" w:line="276" w:lineRule="auto"/>
+      </w:pPr>
+      <w:r>
+        <w:rPr>
+          <w:rFonts w:ascii="ＭＳ 明朝" w:hAnsi="ＭＳ 明朝" w:eastAsia="ＭＳ 明朝"/>
+          <w:b w:val="0"/>
+          <w:sz w:val="21"/>
+        </w:rPr>
+        <w:t>本報告の令和8〜12年度の給水収益590,845千円は、経営戦略の財政シミュレーションの見込額をそのまま用いており、この免除による調定減と、交付金等による補填収入を織り込んでいない。次の点を分けて整理する必要がある。</w:t>
+      </w:r>
+    </w:p>
+    <w:p>
+      <w:pPr>
+        <w:pStyle w:val="ListBullet"/>
+        <w:spacing w:after="60" w:line="269" w:lineRule="auto"/>
+      </w:pPr>
+      <w:r>
+        <w:rPr>
+          <w:rFonts w:ascii="ＭＳ 明朝" w:hAnsi="ＭＳ 明朝" w:eastAsia="ＭＳ 明朝"/>
+          <w:sz w:val="21"/>
+        </w:rPr>
+        <w:t>免除による料金調定の減少額（基本料金・メーター使用料の別、対象件数）</w:t>
+      </w:r>
+    </w:p>
+    <w:p>
+      <w:pPr>
+        <w:pStyle w:val="ListBullet"/>
+        <w:spacing w:after="60" w:line="269" w:lineRule="auto"/>
+      </w:pPr>
+      <w:r>
+        <w:rPr>
+          <w:rFonts w:ascii="ＭＳ 明朝" w:hAnsi="ＭＳ 明朝" w:eastAsia="ＭＳ 明朝"/>
+          <w:sz w:val="21"/>
+        </w:rPr>
+        <w:t>交付金等による補填収入の額と、水道事業会計への繰入の有無・科目</w:t>
+      </w:r>
+    </w:p>
+    <w:p>
+      <w:pPr>
+        <w:pStyle w:val="ListBullet"/>
+        <w:spacing w:after="60" w:line="269" w:lineRule="auto"/>
+      </w:pPr>
+      <w:r>
+        <w:rPr>
+          <w:rFonts w:ascii="ＭＳ 明朝" w:hAnsi="ＭＳ 明朝" w:eastAsia="ＭＳ 明朝"/>
+          <w:sz w:val="21"/>
+        </w:rPr>
+        <w:t>一般会計繰入金との関係（基準内・基準外のいずれに整理されるか）</w:t>
+      </w:r>
+    </w:p>
+    <w:p>
+      <w:pPr>
+        <w:pStyle w:val="ListBullet"/>
+        <w:spacing w:after="60" w:line="269" w:lineRule="auto"/>
+      </w:pPr>
+      <w:r>
+        <w:rPr>
+          <w:rFonts w:ascii="ＭＳ 明朝" w:hAnsi="ＭＳ 明朝" w:eastAsia="ＭＳ 明朝"/>
+          <w:sz w:val="21"/>
+        </w:rPr>
+        <w:t>税区分（免除分の消費税の扱い）</w:t>
+      </w:r>
+    </w:p>
+    <w:p>
+      <w:pPr>
+        <w:pStyle w:val="ListBullet"/>
+        <w:spacing w:after="60" w:line="269" w:lineRule="auto"/>
+      </w:pPr>
+      <w:r>
+        <w:rPr>
+          <w:rFonts w:ascii="ＭＳ 明朝" w:hAnsi="ＭＳ 明朝" w:eastAsia="ＭＳ 明朝"/>
+          <w:sz w:val="21"/>
+        </w:rPr>
+        <w:t>令和8年度の料金収入見込み121,539千円との差異</w:t>
+      </w:r>
+    </w:p>
+    <w:p>
+      <w:pPr>
+        <w:spacing w:after="120" w:line="276" w:lineRule="auto"/>
+      </w:pPr>
+      <w:r>
+        <w:rPr>
+          <w:rFonts w:ascii="ＭＳ 明朝" w:hAnsi="ＭＳ 明朝" w:eastAsia="ＭＳ 明朝"/>
+          <w:b w:val="0"/>
+          <w:color w:val="C00000"/>
+          <w:sz w:val="21"/>
+        </w:rPr>
+        <w:t>免除が水道事業会計の純収益を同額減らすとは限らないが、令和8年度を基準年度として扱う場合や、令和8年度の資金残高を示す場合には、この措置を織り込んだ橋渡し表が必要となる。また、町の通常の料金表にはこの措置が記載されていないため、料金表だけを根拠に令和8年度の調定額を推計すると見落とすことになる。</w:t>
+      </w:r>
+    </w:p>
+    <w:p>
       <w:r>
         <w:br w:type="page"/>
       </w:r>
@@ -12198,6 +12331,19 @@
         <w:t>7-3　段階改定のスケジュール案</w:t>
       </w:r>
     </w:p>
+    <w:p>
+      <w:pPr>
+        <w:spacing w:after="120" w:line="276" w:lineRule="auto"/>
+      </w:pPr>
+      <w:r>
+        <w:rPr>
+          <w:rFonts w:ascii="ＭＳ 明朝" w:hAnsi="ＭＳ 明朝" w:eastAsia="ＭＳ 明朝"/>
+          <w:b w:val="0"/>
+          <w:sz w:val="21"/>
+        </w:rPr>
+        <w:t>「改定案の決定・条例の議決」と「新料金の適用開始」は別の時点である。本業務の履行期限が令和9年3月末であることから、条例改正の議決は令和9年3月議会、新料金の適用開始は令和9年4月以降を基本とする。</w:t>
+      </w:r>
+    </w:p>
     <w:tbl>
       <w:tblPr>
         <w:tblStyle w:val="TableGrid"/>
@@ -12207,17 +12353,18 @@
         <w:tblLook w:firstColumn="1" w:firstRow="1" w:lastColumn="0" w:lastRow="0" w:noHBand="0" w:noVBand="1" w:val="04A0"/>
       </w:tblPr>
       <w:tblGrid>
-        <w:gridCol w:w="1662"/>
-        <w:gridCol w:w="1662"/>
-        <w:gridCol w:w="1662"/>
-        <w:gridCol w:w="1662"/>
-        <w:gridCol w:w="1662"/>
-        <w:gridCol w:w="1662"/>
+        <w:gridCol w:w="1425"/>
+        <w:gridCol w:w="1425"/>
+        <w:gridCol w:w="1425"/>
+        <w:gridCol w:w="1425"/>
+        <w:gridCol w:w="1425"/>
+        <w:gridCol w:w="1425"/>
+        <w:gridCol w:w="1425"/>
       </w:tblGrid>
       <w:tr>
         <w:tc>
           <w:tcPr>
-            <w:tcW w:type="dxa" w:w="1474"/>
+            <w:tcW w:type="dxa" w:w="1247"/>
             <w:shd w:val="clear" w:fill="2E75B6"/>
           </w:tcPr>
           <w:p>
@@ -12231,7 +12378,7 @@
                 <w:rFonts w:ascii="ＭＳ ゴシック" w:hAnsi="ＭＳ ゴシック" w:eastAsia="ＭＳ ゴシック"/>
                 <w:b/>
                 <w:color w:val="FFFFFF"/>
-                <w:sz w:val="19"/>
+                <w:sz w:val="18"/>
               </w:rPr>
               <w:t>段階</w:t>
             </w:r>
@@ -12239,7 +12386,7 @@
         </w:tc>
         <w:tc>
           <w:tcPr>
-            <w:tcW w:type="dxa" w:w="1701"/>
+            <w:tcW w:type="dxa" w:w="1361"/>
             <w:shd w:val="clear" w:fill="2E75B6"/>
           </w:tcPr>
           <w:p>
@@ -12253,15 +12400,15 @@
                 <w:rFonts w:ascii="ＭＳ ゴシック" w:hAnsi="ＭＳ ゴシック" w:eastAsia="ＭＳ ゴシック"/>
                 <w:b/>
                 <w:color w:val="FFFFFF"/>
-                <w:sz w:val="19"/>
-              </w:rPr>
-              <w:t>時期</w:t>
-            </w:r>
-          </w:p>
-        </w:tc>
-        <w:tc>
-          <w:tcPr>
-            <w:tcW w:type="dxa" w:w="2268"/>
+                <w:sz w:val="18"/>
+              </w:rPr>
+              <w:t>議決の時期</w:t>
+            </w:r>
+          </w:p>
+        </w:tc>
+        <w:tc>
+          <w:tcPr>
+            <w:tcW w:type="dxa" w:w="1474"/>
             <w:shd w:val="clear" w:fill="2E75B6"/>
           </w:tcPr>
           <w:p>
@@ -12275,15 +12422,15 @@
                 <w:rFonts w:ascii="ＭＳ ゴシック" w:hAnsi="ＭＳ ゴシック" w:eastAsia="ＭＳ ゴシック"/>
                 <w:b/>
                 <w:color w:val="FFFFFF"/>
-                <w:sz w:val="19"/>
-              </w:rPr>
-              <w:t>目標</w:t>
-            </w:r>
-          </w:p>
-        </w:tc>
-        <w:tc>
-          <w:tcPr>
-            <w:tcW w:type="dxa" w:w="1134"/>
+                <w:sz w:val="18"/>
+              </w:rPr>
+              <w:t>適用開始</w:t>
+            </w:r>
+          </w:p>
+        </w:tc>
+        <w:tc>
+          <w:tcPr>
+            <w:tcW w:type="dxa" w:w="2041"/>
             <w:shd w:val="clear" w:fill="2E75B6"/>
           </w:tcPr>
           <w:p>
@@ -12297,15 +12444,15 @@
                 <w:rFonts w:ascii="ＭＳ ゴシック" w:hAnsi="ＭＳ ゴシック" w:eastAsia="ＭＳ ゴシック"/>
                 <w:b/>
                 <w:color w:val="FFFFFF"/>
-                <w:sz w:val="19"/>
-              </w:rPr>
-              <w:t>改定率</w:t>
-            </w:r>
-          </w:p>
-        </w:tc>
-        <w:tc>
-          <w:tcPr>
-            <w:tcW w:type="dxa" w:w="1474"/>
+                <w:sz w:val="18"/>
+              </w:rPr>
+              <w:t>目標</w:t>
+            </w:r>
+          </w:p>
+        </w:tc>
+        <w:tc>
+          <w:tcPr>
+            <w:tcW w:type="dxa" w:w="1077"/>
             <w:shd w:val="clear" w:fill="2E75B6"/>
           </w:tcPr>
           <w:p>
@@ -12319,9 +12466,9 @@
                 <w:rFonts w:ascii="ＭＳ ゴシック" w:hAnsi="ＭＳ ゴシック" w:eastAsia="ＭＳ ゴシック"/>
                 <w:b/>
                 <w:color w:val="FFFFFF"/>
-                <w:sz w:val="19"/>
-              </w:rPr>
-              <w:t>総括原価回収割合</w:t>
+                <w:sz w:val="18"/>
+              </w:rPr>
+              <w:t>改定率</w:t>
             </w:r>
           </w:p>
         </w:tc>
@@ -12341,7 +12488,29 @@
                 <w:rFonts w:ascii="ＭＳ ゴシック" w:hAnsi="ＭＳ ゴシック" w:eastAsia="ＭＳ ゴシック"/>
                 <w:b/>
                 <w:color w:val="FFFFFF"/>
-                <w:sz w:val="19"/>
+                <w:sz w:val="18"/>
+              </w:rPr>
+              <w:t>総括原価回収割合</w:t>
+            </w:r>
+          </w:p>
+        </w:tc>
+        <w:tc>
+          <w:tcPr>
+            <w:tcW w:type="dxa" w:w="1247"/>
+            <w:shd w:val="clear" w:fill="2E75B6"/>
+          </w:tcPr>
+          <w:p>
+            <w:pPr>
+              <w:spacing w:after="40"/>
+              <w:jc w:val="center"/>
+            </w:pPr>
+            <w:r/>
+            <w:r>
+              <w:rPr>
+                <w:rFonts w:ascii="ＭＳ ゴシック" w:hAnsi="ＭＳ ゴシック" w:eastAsia="ＭＳ ゴシック"/>
+                <w:b/>
+                <w:color w:val="FFFFFF"/>
+                <w:sz w:val="18"/>
               </w:rPr>
               <w:t>標準家庭月額</w:t>
             </w:r>
@@ -12351,79 +12520,99 @@
       <w:tr>
         <w:tc>
           <w:tcPr>
+            <w:tcW w:type="dxa" w:w="1247"/>
+          </w:tcPr>
+          <w:p>
+            <w:pPr>
+              <w:spacing w:after="40"/>
+              <w:jc w:val="left"/>
+            </w:pPr>
+            <w:r/>
+            <w:r>
+              <w:rPr>
+                <w:rFonts w:ascii="ＭＳ 明朝" w:hAnsi="ＭＳ 明朝" w:eastAsia="ＭＳ 明朝"/>
+                <w:b w:val="0"/>
+                <w:sz w:val="18"/>
+              </w:rPr>
+              <w:t>第1次改定</w:t>
+            </w:r>
+          </w:p>
+        </w:tc>
+        <w:tc>
+          <w:tcPr>
+            <w:tcW w:type="dxa" w:w="1361"/>
+          </w:tcPr>
+          <w:p>
+            <w:pPr>
+              <w:spacing w:after="40"/>
+              <w:jc w:val="center"/>
+            </w:pPr>
+            <w:r/>
+            <w:r>
+              <w:rPr>
+                <w:rFonts w:ascii="ＭＳ 明朝" w:hAnsi="ＭＳ 明朝" w:eastAsia="ＭＳ 明朝"/>
+                <w:b w:val="0"/>
+                <w:sz w:val="18"/>
+              </w:rPr>
+              <w:t>令和9年3月</w:t>
+            </w:r>
+          </w:p>
+        </w:tc>
+        <w:tc>
+          <w:tcPr>
             <w:tcW w:type="dxa" w:w="1474"/>
           </w:tcPr>
           <w:p>
             <w:pPr>
               <w:spacing w:after="40"/>
-              <w:jc w:val="left"/>
-            </w:pPr>
-            <w:r/>
-            <w:r>
-              <w:rPr>
-                <w:rFonts w:ascii="ＭＳ 明朝" w:hAnsi="ＭＳ 明朝" w:eastAsia="ＭＳ 明朝"/>
-                <w:b w:val="0"/>
-                <w:sz w:val="19"/>
-              </w:rPr>
-              <w:t>第1次改定</w:t>
-            </w:r>
-          </w:p>
-        </w:tc>
-        <w:tc>
-          <w:tcPr>
-            <w:tcW w:type="dxa" w:w="1701"/>
-          </w:tcPr>
-          <w:p>
-            <w:pPr>
-              <w:spacing w:after="40"/>
-              <w:jc w:val="center"/>
-            </w:pPr>
-            <w:r/>
-            <w:r>
-              <w:rPr>
-                <w:rFonts w:ascii="ＭＳ 明朝" w:hAnsi="ＭＳ 明朝" w:eastAsia="ＭＳ 明朝"/>
-                <w:b w:val="0"/>
-                <w:sz w:val="19"/>
-              </w:rPr>
-              <w:t>令和8年度内</w:t>
-            </w:r>
-          </w:p>
-        </w:tc>
-        <w:tc>
-          <w:tcPr>
-            <w:tcW w:type="dxa" w:w="2268"/>
-          </w:tcPr>
-          <w:p>
-            <w:pPr>
-              <w:spacing w:after="40"/>
-              <w:jc w:val="center"/>
-            </w:pPr>
-            <w:r/>
-            <w:r>
-              <w:rPr>
-                <w:rFonts w:ascii="ＭＳ 明朝" w:hAnsi="ＭＳ 明朝" w:eastAsia="ＭＳ 明朝"/>
-                <w:b w:val="0"/>
-                <w:sz w:val="19"/>
-              </w:rPr>
-              <w:t>定義③の赤字半減</w:t>
-            </w:r>
-          </w:p>
-        </w:tc>
-        <w:tc>
-          <w:tcPr>
-            <w:tcW w:type="dxa" w:w="1134"/>
-          </w:tcPr>
-          <w:p>
-            <w:pPr>
-              <w:spacing w:after="40"/>
-              <w:jc w:val="center"/>
-            </w:pPr>
-            <w:r/>
-            <w:r>
-              <w:rPr>
-                <w:rFonts w:ascii="ＭＳ 明朝" w:hAnsi="ＭＳ 明朝" w:eastAsia="ＭＳ 明朝"/>
-                <w:b w:val="0"/>
-                <w:sz w:val="19"/>
+              <w:jc w:val="center"/>
+            </w:pPr>
+            <w:r/>
+            <w:r>
+              <w:rPr>
+                <w:rFonts w:ascii="ＭＳ 明朝" w:hAnsi="ＭＳ 明朝" w:eastAsia="ＭＳ 明朝"/>
+                <w:b w:val="0"/>
+                <w:sz w:val="18"/>
+              </w:rPr>
+              <w:t>令和9年4月以降</w:t>
+            </w:r>
+          </w:p>
+        </w:tc>
+        <w:tc>
+          <w:tcPr>
+            <w:tcW w:type="dxa" w:w="2041"/>
+          </w:tcPr>
+          <w:p>
+            <w:pPr>
+              <w:spacing w:after="40"/>
+              <w:jc w:val="center"/>
+            </w:pPr>
+            <w:r/>
+            <w:r>
+              <w:rPr>
+                <w:rFonts w:ascii="ＭＳ 明朝" w:hAnsi="ＭＳ 明朝" w:eastAsia="ＭＳ 明朝"/>
+                <w:b w:val="0"/>
+                <w:sz w:val="18"/>
+              </w:rPr>
+              <w:t>定義③の料金不足額の半減</w:t>
+            </w:r>
+          </w:p>
+        </w:tc>
+        <w:tc>
+          <w:tcPr>
+            <w:tcW w:type="dxa" w:w="1077"/>
+          </w:tcPr>
+          <w:p>
+            <w:pPr>
+              <w:spacing w:after="40"/>
+              <w:jc w:val="center"/>
+            </w:pPr>
+            <w:r/>
+            <w:r>
+              <w:rPr>
+                <w:rFonts w:ascii="ＭＳ 明朝" w:hAnsi="ＭＳ 明朝" w:eastAsia="ＭＳ 明朝"/>
+                <w:b w:val="0"/>
+                <w:sz w:val="18"/>
               </w:rPr>
               <w:t>1.125倍</w:t>
             </w:r>
@@ -12431,19 +12620,19 @@
         </w:tc>
         <w:tc>
           <w:tcPr>
-            <w:tcW w:type="dxa" w:w="1474"/>
-          </w:tcPr>
-          <w:p>
-            <w:pPr>
-              <w:spacing w:after="40"/>
-              <w:jc w:val="center"/>
-            </w:pPr>
-            <w:r/>
-            <w:r>
-              <w:rPr>
-                <w:rFonts w:ascii="ＭＳ 明朝" w:hAnsi="ＭＳ 明朝" w:eastAsia="ＭＳ 明朝"/>
-                <w:b w:val="0"/>
-                <w:sz w:val="19"/>
+            <w:tcW w:type="dxa" w:w="1304"/>
+          </w:tcPr>
+          <w:p>
+            <w:pPr>
+              <w:spacing w:after="40"/>
+              <w:jc w:val="center"/>
+            </w:pPr>
+            <w:r/>
+            <w:r>
+              <w:rPr>
+                <w:rFonts w:ascii="ＭＳ 明朝" w:hAnsi="ＭＳ 明朝" w:eastAsia="ＭＳ 明朝"/>
+                <w:b w:val="0"/>
+                <w:sz w:val="18"/>
               </w:rPr>
               <w:t>56.5%</w:t>
             </w:r>
@@ -12451,19 +12640,19 @@
         </w:tc>
         <w:tc>
           <w:tcPr>
-            <w:tcW w:type="dxa" w:w="1304"/>
-          </w:tcPr>
-          <w:p>
-            <w:pPr>
-              <w:spacing w:after="40"/>
-              <w:jc w:val="center"/>
-            </w:pPr>
-            <w:r/>
-            <w:r>
-              <w:rPr>
-                <w:rFonts w:ascii="ＭＳ 明朝" w:hAnsi="ＭＳ 明朝" w:eastAsia="ＭＳ 明朝"/>
-                <w:b w:val="0"/>
-                <w:sz w:val="19"/>
+            <w:tcW w:type="dxa" w:w="1247"/>
+          </w:tcPr>
+          <w:p>
+            <w:pPr>
+              <w:spacing w:after="40"/>
+              <w:jc w:val="center"/>
+            </w:pPr>
+            <w:r/>
+            <w:r>
+              <w:rPr>
+                <w:rFonts w:ascii="ＭＳ 明朝" w:hAnsi="ＭＳ 明朝" w:eastAsia="ＭＳ 明朝"/>
+                <w:b w:val="0"/>
+                <w:sz w:val="18"/>
               </w:rPr>
               <w:t>2,809円</w:t>
             </w:r>
@@ -12473,59 +12662,79 @@
       <w:tr>
         <w:tc>
           <w:tcPr>
+            <w:tcW w:type="dxa" w:w="1247"/>
+          </w:tcPr>
+          <w:p>
+            <w:pPr>
+              <w:spacing w:after="40"/>
+              <w:jc w:val="left"/>
+            </w:pPr>
+            <w:r/>
+            <w:r>
+              <w:rPr>
+                <w:rFonts w:ascii="ＭＳ 明朝" w:hAnsi="ＭＳ 明朝" w:eastAsia="ＭＳ 明朝"/>
+                <w:b w:val="0"/>
+                <w:sz w:val="18"/>
+              </w:rPr>
+              <w:t>第2次改定</w:t>
+            </w:r>
+          </w:p>
+        </w:tc>
+        <w:tc>
+          <w:tcPr>
+            <w:tcW w:type="dxa" w:w="1361"/>
+          </w:tcPr>
+          <w:p>
+            <w:pPr>
+              <w:spacing w:after="40"/>
+              <w:jc w:val="center"/>
+            </w:pPr>
+            <w:r/>
+            <w:r>
+              <w:rPr>
+                <w:rFonts w:ascii="ＭＳ 明朝" w:hAnsi="ＭＳ 明朝" w:eastAsia="ＭＳ 明朝"/>
+                <w:b w:val="0"/>
+                <w:sz w:val="18"/>
+              </w:rPr>
+              <w:t>令和13〜17年度</w:t>
+            </w:r>
+          </w:p>
+        </w:tc>
+        <w:tc>
+          <w:tcPr>
             <w:tcW w:type="dxa" w:w="1474"/>
           </w:tcPr>
           <w:p>
             <w:pPr>
               <w:spacing w:after="40"/>
-              <w:jc w:val="left"/>
-            </w:pPr>
-            <w:r/>
-            <w:r>
-              <w:rPr>
-                <w:rFonts w:ascii="ＭＳ 明朝" w:hAnsi="ＭＳ 明朝" w:eastAsia="ＭＳ 明朝"/>
-                <w:b w:val="0"/>
-                <w:sz w:val="19"/>
-              </w:rPr>
-              <w:t>第2次改定</w:t>
-            </w:r>
-          </w:p>
-        </w:tc>
-        <w:tc>
-          <w:tcPr>
-            <w:tcW w:type="dxa" w:w="1701"/>
-          </w:tcPr>
-          <w:p>
-            <w:pPr>
-              <w:spacing w:after="40"/>
-              <w:jc w:val="center"/>
-            </w:pPr>
-            <w:r/>
-            <w:r>
-              <w:rPr>
-                <w:rFonts w:ascii="ＭＳ 明朝" w:hAnsi="ＭＳ 明朝" w:eastAsia="ＭＳ 明朝"/>
-                <w:b w:val="0"/>
-                <w:sz w:val="19"/>
-              </w:rPr>
-              <w:t>令和13〜17年度</w:t>
-            </w:r>
-          </w:p>
-        </w:tc>
-        <w:tc>
-          <w:tcPr>
-            <w:tcW w:type="dxa" w:w="2268"/>
-          </w:tcPr>
-          <w:p>
-            <w:pPr>
-              <w:spacing w:after="40"/>
-              <w:jc w:val="center"/>
-            </w:pPr>
-            <w:r/>
-            <w:r>
-              <w:rPr>
-                <w:rFonts w:ascii="ＭＳ 明朝" w:hAnsi="ＭＳ 明朝" w:eastAsia="ＭＳ 明朝"/>
-                <w:b w:val="0"/>
-                <w:sz w:val="19"/>
+              <w:jc w:val="center"/>
+            </w:pPr>
+            <w:r/>
+            <w:r>
+              <w:rPr>
+                <w:rFonts w:ascii="ＭＳ 明朝" w:hAnsi="ＭＳ 明朝" w:eastAsia="ＭＳ 明朝"/>
+                <w:b w:val="0"/>
+                <w:sz w:val="18"/>
+              </w:rPr>
+              <w:t>議決の翌年度</w:t>
+            </w:r>
+          </w:p>
+        </w:tc>
+        <w:tc>
+          <w:tcPr>
+            <w:tcW w:type="dxa" w:w="2041"/>
+          </w:tcPr>
+          <w:p>
+            <w:pPr>
+              <w:spacing w:after="40"/>
+              <w:jc w:val="center"/>
+            </w:pPr>
+            <w:r/>
+            <w:r>
+              <w:rPr>
+                <w:rFonts w:ascii="ＭＳ 明朝" w:hAnsi="ＭＳ 明朝" w:eastAsia="ＭＳ 明朝"/>
+                <w:b w:val="0"/>
+                <w:sz w:val="18"/>
               </w:rPr>
               <w:t>総括原価の回収</w:t>
             </w:r>
@@ -12533,19 +12742,19 @@
         </w:tc>
         <w:tc>
           <w:tcPr>
-            <w:tcW w:type="dxa" w:w="1134"/>
-          </w:tcPr>
-          <w:p>
-            <w:pPr>
-              <w:spacing w:after="40"/>
-              <w:jc w:val="center"/>
-            </w:pPr>
-            <w:r/>
-            <w:r>
-              <w:rPr>
-                <w:rFonts w:ascii="ＭＳ 明朝" w:hAnsi="ＭＳ 明朝" w:eastAsia="ＭＳ 明朝"/>
-                <w:b w:val="0"/>
-                <w:sz w:val="19"/>
+            <w:tcW w:type="dxa" w:w="1077"/>
+          </w:tcPr>
+          <w:p>
+            <w:pPr>
+              <w:spacing w:after="40"/>
+              <w:jc w:val="center"/>
+            </w:pPr>
+            <w:r/>
+            <w:r>
+              <w:rPr>
+                <w:rFonts w:ascii="ＭＳ 明朝" w:hAnsi="ＭＳ 明朝" w:eastAsia="ＭＳ 明朝"/>
+                <w:b w:val="0"/>
+                <w:sz w:val="18"/>
               </w:rPr>
               <w:t>1.99倍</w:t>
             </w:r>
@@ -12553,19 +12762,19 @@
         </w:tc>
         <w:tc>
           <w:tcPr>
-            <w:tcW w:type="dxa" w:w="1474"/>
-          </w:tcPr>
-          <w:p>
-            <w:pPr>
-              <w:spacing w:after="40"/>
-              <w:jc w:val="center"/>
-            </w:pPr>
-            <w:r/>
-            <w:r>
-              <w:rPr>
-                <w:rFonts w:ascii="ＭＳ 明朝" w:hAnsi="ＭＳ 明朝" w:eastAsia="ＭＳ 明朝"/>
-                <w:b w:val="0"/>
-                <w:sz w:val="19"/>
+            <w:tcW w:type="dxa" w:w="1304"/>
+          </w:tcPr>
+          <w:p>
+            <w:pPr>
+              <w:spacing w:after="40"/>
+              <w:jc w:val="center"/>
+            </w:pPr>
+            <w:r/>
+            <w:r>
+              <w:rPr>
+                <w:rFonts w:ascii="ＭＳ 明朝" w:hAnsi="ＭＳ 明朝" w:eastAsia="ＭＳ 明朝"/>
+                <w:b w:val="0"/>
+                <w:sz w:val="18"/>
               </w:rPr>
               <w:t>100.0%</w:t>
             </w:r>
@@ -12573,19 +12782,19 @@
         </w:tc>
         <w:tc>
           <w:tcPr>
-            <w:tcW w:type="dxa" w:w="1304"/>
-          </w:tcPr>
-          <w:p>
-            <w:pPr>
-              <w:spacing w:after="40"/>
-              <w:jc w:val="center"/>
-            </w:pPr>
-            <w:r/>
-            <w:r>
-              <w:rPr>
-                <w:rFonts w:ascii="ＭＳ 明朝" w:hAnsi="ＭＳ 明朝" w:eastAsia="ＭＳ 明朝"/>
-                <w:b w:val="0"/>
-                <w:sz w:val="19"/>
+            <w:tcW w:type="dxa" w:w="1247"/>
+          </w:tcPr>
+          <w:p>
+            <w:pPr>
+              <w:spacing w:after="40"/>
+              <w:jc w:val="center"/>
+            </w:pPr>
+            <w:r/>
+            <w:r>
+              <w:rPr>
+                <w:rFonts w:ascii="ＭＳ 明朝" w:hAnsi="ＭＳ 明朝" w:eastAsia="ＭＳ 明朝"/>
+                <w:b w:val="0"/>
+                <w:sz w:val="18"/>
               </w:rPr>
               <w:t>4,969円</w:t>
             </w:r>
@@ -12595,39 +12804,59 @@
       <w:tr>
         <w:tc>
           <w:tcPr>
+            <w:tcW w:type="dxa" w:w="1247"/>
+          </w:tcPr>
+          <w:p>
+            <w:pPr>
+              <w:spacing w:after="40"/>
+              <w:jc w:val="left"/>
+            </w:pPr>
+            <w:r/>
+            <w:r>
+              <w:rPr>
+                <w:rFonts w:ascii="ＭＳ 明朝" w:hAnsi="ＭＳ 明朝" w:eastAsia="ＭＳ 明朝"/>
+                <w:b w:val="0"/>
+                <w:sz w:val="18"/>
+              </w:rPr>
+              <w:t>到達点</w:t>
+            </w:r>
+          </w:p>
+        </w:tc>
+        <w:tc>
+          <w:tcPr>
+            <w:tcW w:type="dxa" w:w="1361"/>
+          </w:tcPr>
+          <w:p>
+            <w:pPr>
+              <w:spacing w:after="40"/>
+              <w:jc w:val="center"/>
+            </w:pPr>
+            <w:r/>
+            <w:r>
+              <w:rPr>
+                <w:rFonts w:ascii="ＭＳ 明朝" w:hAnsi="ＭＳ 明朝" w:eastAsia="ＭＳ 明朝"/>
+                <w:b w:val="0"/>
+                <w:sz w:val="18"/>
+              </w:rPr>
+              <w:t>―</w:t>
+            </w:r>
+          </w:p>
+        </w:tc>
+        <w:tc>
+          <w:tcPr>
             <w:tcW w:type="dxa" w:w="1474"/>
           </w:tcPr>
           <w:p>
             <w:pPr>
               <w:spacing w:after="40"/>
-              <w:jc w:val="left"/>
-            </w:pPr>
-            <w:r/>
-            <w:r>
-              <w:rPr>
-                <w:rFonts w:ascii="ＭＳ 明朝" w:hAnsi="ＭＳ 明朝" w:eastAsia="ＭＳ 明朝"/>
-                <w:b w:val="0"/>
-                <w:sz w:val="19"/>
-              </w:rPr>
-              <w:t>到達点</w:t>
-            </w:r>
-          </w:p>
-        </w:tc>
-        <w:tc>
-          <w:tcPr>
-            <w:tcW w:type="dxa" w:w="1701"/>
-          </w:tcPr>
-          <w:p>
-            <w:pPr>
-              <w:spacing w:after="40"/>
-              <w:jc w:val="center"/>
-            </w:pPr>
-            <w:r/>
-            <w:r>
-              <w:rPr>
-                <w:rFonts w:ascii="ＭＳ 明朝" w:hAnsi="ＭＳ 明朝" w:eastAsia="ＭＳ 明朝"/>
-                <w:b w:val="0"/>
-                <w:sz w:val="19"/>
+              <w:jc w:val="center"/>
+            </w:pPr>
+            <w:r/>
+            <w:r>
+              <w:rPr>
+                <w:rFonts w:ascii="ＭＳ 明朝" w:hAnsi="ＭＳ 明朝" w:eastAsia="ＭＳ 明朝"/>
+                <w:b w:val="0"/>
+                <w:sz w:val="18"/>
               </w:rPr>
               <w:t>令和17年度以降</w:t>
             </w:r>
@@ -12635,19 +12864,19 @@
         </w:tc>
         <w:tc>
           <w:tcPr>
-            <w:tcW w:type="dxa" w:w="2268"/>
-          </w:tcPr>
-          <w:p>
-            <w:pPr>
-              <w:spacing w:after="40"/>
-              <w:jc w:val="center"/>
-            </w:pPr>
-            <w:r/>
-            <w:r>
-              <w:rPr>
-                <w:rFonts w:ascii="ＭＳ 明朝" w:hAnsi="ＭＳ 明朝" w:eastAsia="ＭＳ 明朝"/>
-                <w:b w:val="0"/>
-                <w:sz w:val="19"/>
+            <w:tcW w:type="dxa" w:w="2041"/>
+          </w:tcPr>
+          <w:p>
+            <w:pPr>
+              <w:spacing w:after="40"/>
+              <w:jc w:val="center"/>
+            </w:pPr>
+            <w:r/>
+            <w:r>
+              <w:rPr>
+                <w:rFonts w:ascii="ＭＳ 明朝" w:hAnsi="ＭＳ 明朝" w:eastAsia="ＭＳ 明朝"/>
+                <w:b w:val="0"/>
+                <w:sz w:val="18"/>
               </w:rPr>
               <w:t>収支均衡</w:t>
             </w:r>
@@ -12655,19 +12884,19 @@
         </w:tc>
         <w:tc>
           <w:tcPr>
-            <w:tcW w:type="dxa" w:w="1134"/>
-          </w:tcPr>
-          <w:p>
-            <w:pPr>
-              <w:spacing w:after="40"/>
-              <w:jc w:val="center"/>
-            </w:pPr>
-            <w:r/>
-            <w:r>
-              <w:rPr>
-                <w:rFonts w:ascii="ＭＳ 明朝" w:hAnsi="ＭＳ 明朝" w:eastAsia="ＭＳ 明朝"/>
-                <w:b w:val="0"/>
-                <w:sz w:val="19"/>
+            <w:tcW w:type="dxa" w:w="1077"/>
+          </w:tcPr>
+          <w:p>
+            <w:pPr>
+              <w:spacing w:after="40"/>
+              <w:jc w:val="center"/>
+            </w:pPr>
+            <w:r/>
+            <w:r>
+              <w:rPr>
+                <w:rFonts w:ascii="ＭＳ 明朝" w:hAnsi="ＭＳ 明朝" w:eastAsia="ＭＳ 明朝"/>
+                <w:b w:val="0"/>
+                <w:sz w:val="18"/>
               </w:rPr>
               <w:t>―</w:t>
             </w:r>
@@ -12675,19 +12904,19 @@
         </w:tc>
         <w:tc>
           <w:tcPr>
-            <w:tcW w:type="dxa" w:w="1474"/>
-          </w:tcPr>
-          <w:p>
-            <w:pPr>
-              <w:spacing w:after="40"/>
-              <w:jc w:val="center"/>
-            </w:pPr>
-            <w:r/>
-            <w:r>
-              <w:rPr>
-                <w:rFonts w:ascii="ＭＳ 明朝" w:hAnsi="ＭＳ 明朝" w:eastAsia="ＭＳ 明朝"/>
-                <w:b w:val="0"/>
-                <w:sz w:val="19"/>
+            <w:tcW w:type="dxa" w:w="1304"/>
+          </w:tcPr>
+          <w:p>
+            <w:pPr>
+              <w:spacing w:after="40"/>
+              <w:jc w:val="center"/>
+            </w:pPr>
+            <w:r/>
+            <w:r>
+              <w:rPr>
+                <w:rFonts w:ascii="ＭＳ 明朝" w:hAnsi="ＭＳ 明朝" w:eastAsia="ＭＳ 明朝"/>
+                <w:b w:val="0"/>
+                <w:sz w:val="18"/>
               </w:rPr>
               <w:t>―</w:t>
             </w:r>
@@ -12695,19 +12924,19 @@
         </w:tc>
         <w:tc>
           <w:tcPr>
-            <w:tcW w:type="dxa" w:w="1304"/>
-          </w:tcPr>
-          <w:p>
-            <w:pPr>
-              <w:spacing w:after="40"/>
-              <w:jc w:val="center"/>
-            </w:pPr>
-            <w:r/>
-            <w:r>
-              <w:rPr>
-                <w:rFonts w:ascii="ＭＳ 明朝" w:hAnsi="ＭＳ 明朝" w:eastAsia="ＭＳ 明朝"/>
-                <w:b w:val="0"/>
-                <w:sz w:val="19"/>
+            <w:tcW w:type="dxa" w:w="1247"/>
+          </w:tcPr>
+          <w:p>
+            <w:pPr>
+              <w:spacing w:after="40"/>
+              <w:jc w:val="center"/>
+            </w:pPr>
+            <w:r/>
+            <w:r>
+              <w:rPr>
+                <w:rFonts w:ascii="ＭＳ 明朝" w:hAnsi="ＭＳ 明朝" w:eastAsia="ＭＳ 明朝"/>
+                <w:b w:val="0"/>
+                <w:sz w:val="18"/>
               </w:rPr>
               <w:t>―</w:t>
             </w:r>
@@ -12726,7 +12955,7 @@
           <w:color w:val="595959"/>
           <w:sz w:val="17"/>
         </w:rPr>
-        <w:t>※ 第2次改定の水準は、その時点の投資計画・決算値により再算定する。本表の財政効果は通年ベースであり、初年度の適用月数、次回改定までの累積不足、期首資金、企業債元金償還を含む年次の資金残高は第10章の課題として整理している。</w:t>
+        <w:t>※ 本表の改定率・回収割合・月額は通年ベースの試算値である。適用開始が令和9年4月以降となるため、令和8年度中の改定による増収は生じない。初年度の適用月数、次回改定までの累積不足、期首資金、企業債元金償還を含む年次の資金残高は、第10章4節の作業で確定させる。第2次改定の水準は、その時点の投資計画・決算値により再算定する。</w:t>
       </w:r>
     </w:p>
     <w:p>
@@ -13778,7 +14007,7 @@
           <w:color w:val="595959"/>
           <w:sz w:val="17"/>
         </w:rPr>
-        <w:t>※ 現行は100㎥超で単価が下がるのに対し、3-Aは100㎥超が最高単価となる。これが両体系の最も本質的な違いである。掲載単価は小数第1位で丸めているが、料金例は丸め前の単価で算定しているため、掲載表から逆算した額と数十円の差が生じる場合がある。条例化の際に端数処理を統一する。</w:t>
+        <w:t>※ 現行は100㎥超で単価が下がるのに対し、3-Aは100㎥超が最高単価となる。これが両体系の最も本質的な違いである。掲載単価は小数第1位で丸めているが、料金例は丸め前の単価で算定しているため、掲載表から逆算した額と数十円の差が生じる場合がある。現行料金の端数処理は1円未満の切捨てとされているため、条例案と試算の双方でこれにそろえる。</w:t>
       </w:r>
     </w:p>
     <w:p>
@@ -16402,6 +16631,20 @@
         <w:t>3-Aへの移行を基本としつつ、水産加工業への激変を緩和するため、産業用の特例区分を設ける案である。塩竈市には団地水産加工業協同組合に対する生産用水料金105円/㎥（税抜）という制度がある。ただし同制度は特定の協同組合への供給区分であり、「町内の指定業種で月500㎥以上」という要件の先例ではない。本報告の115円/㎥は、105円/㎥（税抜）に相当する115.5円/㎥（税込）を独自に丸めた設定値である。</w:t>
       </w:r>
     </w:p>
+    <w:p>
+      <w:pPr>
+        <w:spacing w:after="80" w:line="276" w:lineRule="auto"/>
+      </w:pPr>
+      <w:r>
+        <w:rPr>
+          <w:rFonts w:ascii="ＭＳ 明朝" w:hAnsi="ＭＳ 明朝" w:eastAsia="ＭＳ 明朝"/>
+          <w:b w:val="0"/>
+          <w:color w:val="C00000"/>
+          <w:sz w:val="21"/>
+        </w:rPr>
+        <w:t>次表は検討の出発点として置いた設定案であり、採用する制度案ではない。後述のとおり適用の境界に料金の逆転があり、町全体の減収額も算定していないため、本報告では未設計の参考仮定として扱う。住民・議会説明および条例化の対象とはしない。</w:t>
+      </w:r>
+    </w:p>
     <w:tbl>
       <w:tblPr>
         <w:tblStyle w:val="TableGrid"/>
@@ -16455,7 +16698,7 @@
                 <w:color w:val="FFFFFF"/>
                 <w:sz w:val="19"/>
               </w:rPr>
-              <w:t>設定案</w:t>
+              <w:t>設定案（未設計の参考仮定）</w:t>
             </w:r>
           </w:p>
         </w:tc>
@@ -16642,9 +16885,51 @@
             <w:r>
               <w:rPr>
                 <w:rFonts w:ascii="ＭＳ 明朝" w:hAnsi="ＭＳ 明朝" w:eastAsia="ＭＳ 明朝"/>
-                <w:b w:val="0"/>
+                <w:b/>
                 <w:sz w:val="19"/>
               </w:rPr>
+              <w:t>適用方式</w:t>
+            </w:r>
+          </w:p>
+        </w:tc>
+        <w:tc>
+          <w:tcPr>
+            <w:tcW w:type="dxa" w:w="7427"/>
+          </w:tcPr>
+          <w:p>
+            <w:pPr>
+              <w:spacing w:after="40"/>
+              <w:jc w:val="center"/>
+            </w:pPr>
+            <w:r/>
+            <w:r>
+              <w:rPr>
+                <w:rFonts w:ascii="ＭＳ 明朝" w:hAnsi="ＭＳ 明朝" w:eastAsia="ＭＳ 明朝"/>
+                <w:b/>
+                <w:sz w:val="19"/>
+              </w:rPr>
+              <w:t>未決定。下記（1）の逆転を生じない方式を選定する</w:t>
+            </w:r>
+          </w:p>
+        </w:tc>
+      </w:tr>
+      <w:tr>
+        <w:tc>
+          <w:tcPr>
+            <w:tcW w:type="dxa" w:w="1928"/>
+          </w:tcPr>
+          <w:p>
+            <w:pPr>
+              <w:spacing w:after="40"/>
+              <w:jc w:val="left"/>
+            </w:pPr>
+            <w:r/>
+            <w:r>
+              <w:rPr>
+                <w:rFonts w:ascii="ＭＳ 明朝" w:hAnsi="ＭＳ 明朝" w:eastAsia="ＭＳ 明朝"/>
+                <w:b/>
+                <w:sz w:val="19"/>
+              </w:rPr>
               <w:t>財政影響</w:t>
             </w:r>
           </w:p>
@@ -16662,10 +16947,10 @@
             <w:r>
               <w:rPr>
                 <w:rFonts w:ascii="ＭＳ 明朝" w:hAnsi="ＭＳ 明朝" w:eastAsia="ＭＳ 明朝"/>
-                <w:b w:val="0"/>
+                <w:b/>
                 <w:sz w:val="19"/>
               </w:rPr>
-              <w:t>町全体の減収額は現時点では算定していない。実使用水量の明細により対象者を特定したうえで算定する（5-7参照）</w:t>
+              <w:t>算定していない。実使用水量の明細により対象者を特定したうえで算定する（5-7参照）</w:t>
             </w:r>
           </w:p>
         </w:tc>
@@ -22192,7 +22477,7 @@
           <w:color w:val="595959"/>
           <w:sz w:val="17"/>
         </w:rPr>
-        <w:t>※ ①と③3-Aは同じ収入水準になるよう料金表を設計しているため、両者の違いは使用者間の負担配分にある。③3-Bの財政効果は、特例対象者を実明細で特定するまで算定できない（5-7参照）。収入は水量ゾーン別の試算による推計であり（5-6参照）、供給単価・回収割合は税抜ベースである。</w:t>
+        <w:t>※ ①と③3-Aの100.0％は、水量ゾーン別の試算で総括原価と一致するよう料金水準を逆算した結果であり、実際の調定データで検証した回収割合ではない。①と③3-Aは同じ収入水準になるよう料金表を設計しているため、両者の違いは使用者間の負担配分にある。③3-Bの財政効果は、特例対象者を実明細で特定するまで算定できない（5-7参照）。収入は水量ゾーン別の試算による推計であり（5-6参照）、供給単価・回収割合は税抜ベースである。</w:t>
       </w:r>
     </w:p>
     <w:p>
@@ -22781,7 +23066,7 @@
                 <w:b w:val="0"/>
                 <w:sz w:val="18"/>
               </w:rPr>
-              <w:t>100.0%</w:t>
+              <w:t>100.0%※</w:t>
             </w:r>
           </w:p>
         </w:tc>
@@ -22821,7 +23106,7 @@
                 <w:b w:val="0"/>
                 <w:sz w:val="18"/>
               </w:rPr>
-              <w:t>100.0%</w:t>
+              <w:t>100.0%※</w:t>
             </w:r>
           </w:p>
         </w:tc>
@@ -23064,7 +23349,7 @@
           <w:color w:val="595959"/>
           <w:sz w:val="17"/>
         </w:rPr>
-        <w:t>※ ③3-Bの評価は、標準料金表における逓減の解消と、特例適用後の実際の負担とを分けて示している。</w:t>
+        <w:t>※ ①と③3-Aの100.0％は、試算上その水準になるよう料金を逆算した結果であり、実際の調定データで検証した回収割合ではない。③3-Bの評価は、標準料金表における逓減の解消と、特例適用後の実際の負担とを分けて示している。</w:t>
       </w:r>
     </w:p>
     <w:p>
@@ -23672,7 +23957,7 @@
                 <w:b w:val="0"/>
                 <w:sz w:val="17"/>
               </w:rPr>
-              <w:t>C案＋産業用特例（3-B）</w:t>
+              <w:t>C案＋産業用特例（3-B）　※未設計の参考仮定</w:t>
             </w:r>
           </w:p>
         </w:tc>
@@ -23751,10 +24036,10 @@
             <w:r>
               <w:rPr>
                 <w:rFonts w:ascii="ＭＳ 明朝" w:hAnsi="ＭＳ 明朝" w:eastAsia="ＭＳ 明朝"/>
-                <w:b w:val="0"/>
+                <w:b/>
                 <w:sz w:val="17"/>
               </w:rPr>
-              <w:t>産業配慮と体系標準化を両立。減収規模と境界の逆転が課題</w:t>
+              <w:t>適用方式が未決定で境界に逆転がある。減収規模も未算定のため、現時点では採択候補として比較できない</w:t>
             </w:r>
           </w:p>
         </w:tc>
@@ -24043,7 +24328,7 @@
                 <w:b w:val="0"/>
                 <w:sz w:val="19"/>
               </w:rPr>
-              <w:t>令和8年度内に1.125倍の改定を行い、定義③の不足額を半減させる</w:t>
+              <w:t>令和9年3月議会で条例改正を議決し、令和9年4月以降の適用開始で1.125倍の改定を行い、定義③の不足額を半減させる</w:t>
             </w:r>
           </w:p>
         </w:tc>
@@ -24363,7 +24648,20 @@
           <w:b w:val="0"/>
           <w:sz w:val="21"/>
         </w:rPr>
-        <w:t>本報告の財政効果は、5年平均の料金収入に改定率を乗じた通年ベースの推計である。改定時期の決定にあたっては、次の作業を行ったうえで年次の資金収支により確認する必要がある。</w:t>
+        <w:t>本報告の財政効果は、5年平均の料金収入に改定率を乗じた通年ベースの推計である。適用開始を令和9年4月以降とすると、令和8年度の収入は現行料金のままとなり、本報告に掲げる増収額は令和9年度以降に生じる。改定時期の決定にあたっては、次の作業を行ったうえで年次の資金収支により確認する必要がある。</w:t>
+      </w:r>
+    </w:p>
+    <w:p>
+      <w:pPr>
+        <w:pStyle w:val="ListBullet"/>
+        <w:spacing w:after="60" w:line="269" w:lineRule="auto"/>
+      </w:pPr>
+      <w:r>
+        <w:rPr>
+          <w:rFonts w:ascii="ＭＳ 明朝" w:hAnsi="ＭＳ 明朝" w:eastAsia="ＭＳ 明朝"/>
+          <w:sz w:val="21"/>
+        </w:rPr>
+        <w:t>令和8年度は現行料金のままとなることを前提とした、令和8年度・令和9年度の実収入の算定</w:t>
       </w:r>
     </w:p>
     <w:p>
@@ -24778,6 +25076,68 @@
                 <w:b w:val="0"/>
                 <w:sz w:val="19"/>
               </w:rPr>
+              <w:t>令和8年度は特殊な事情があります</w:t>
+            </w:r>
+          </w:p>
+        </w:tc>
+        <w:tc>
+          <w:tcPr>
+            <w:tcW w:type="dxa" w:w="1701"/>
+          </w:tcPr>
+          <w:p>
+            <w:pPr>
+              <w:spacing w:after="40"/>
+              <w:jc w:val="center"/>
+            </w:pPr>
+            <w:r/>
+            <w:r>
+              <w:rPr>
+                <w:rFonts w:ascii="ＭＳ 明朝" w:hAnsi="ＭＳ 明朝" w:eastAsia="ＭＳ 明朝"/>
+                <w:b w:val="0"/>
+                <w:sz w:val="19"/>
+              </w:rPr>
+              <w:t>基本料金等の免除</w:t>
+            </w:r>
+          </w:p>
+        </w:tc>
+        <w:tc>
+          <w:tcPr>
+            <w:tcW w:type="dxa" w:w="5726"/>
+          </w:tcPr>
+          <w:p>
+            <w:pPr>
+              <w:spacing w:after="40"/>
+              <w:jc w:val="center"/>
+            </w:pPr>
+            <w:r/>
+            <w:r>
+              <w:rPr>
+                <w:rFonts w:ascii="ＭＳ 明朝" w:hAnsi="ＭＳ 明朝" w:eastAsia="ＭＳ 明朝"/>
+                <w:b w:val="0"/>
+                <w:sz w:val="19"/>
+              </w:rPr>
+              <w:t>令和8年4〜6月請求分について、基本料金とメーター使用料を免除する措置がとられているとの情報があります。内容と会計上の扱いを町に確認のうえ、最終報告で数値に反映します</w:t>
+            </w:r>
+          </w:p>
+        </w:tc>
+      </w:tr>
+      <w:tr>
+        <w:tc>
+          <w:tcPr>
+            <w:tcW w:type="dxa" w:w="1928"/>
+          </w:tcPr>
+          <w:p>
+            <w:pPr>
+              <w:spacing w:after="40"/>
+              <w:jc w:val="left"/>
+            </w:pPr>
+            <w:r/>
+            <w:r>
+              <w:rPr>
+                <w:rFonts w:ascii="ＭＳ 明朝" w:hAnsi="ＭＳ 明朝" w:eastAsia="ＭＳ 明朝"/>
+                <w:b w:val="0"/>
+                <w:sz w:val="19"/>
+              </w:rPr>
               <w:t>将来の更新への備えが必要</w:t>
             </w:r>
           </w:p>
@@ -24849,7 +25209,20 @@
           <w:color w:val="2E75B6"/>
           <w:sz w:val="23"/>
         </w:rPr>
-        <w:t>２　3つの案（シンプル比較）</w:t>
+        <w:t>２　検討している案（シンプル比較）</w:t>
+      </w:r>
+    </w:p>
+    <w:p>
+      <w:pPr>
+        <w:spacing w:after="120" w:line="276" w:lineRule="auto"/>
+      </w:pPr>
+      <w:r>
+        <w:rPr>
+          <w:rFonts w:ascii="ＭＳ 明朝" w:hAnsi="ＭＳ 明朝" w:eastAsia="ＭＳ 明朝"/>
+          <w:b w:val="0"/>
+          <w:sz w:val="21"/>
+        </w:rPr>
+        <w:t>現時点で検討している案は次の3つです。いずれも金額は試算の段階であり、決算の確定値やご使用の実績を反映したうえで確定します。</w:t>
       </w:r>
     </w:p>
     <w:tbl>
@@ -24950,7 +25323,7 @@
                 <w:color w:val="FFFFFF"/>
                 <w:sz w:val="18"/>
               </w:rPr>
-              <w:t>D案　しくみを変える</w:t>
+              <w:t>C案　しくみを変える</w:t>
             </w:r>
           </w:p>
         </w:tc>
@@ -25032,7 +25405,7 @@
                 <w:b w:val="0"/>
                 <w:sz w:val="18"/>
               </w:rPr>
-              <w:t>口径別のしくみへ変え、水産加工業には特例を設ける</w:t>
+              <w:t>口径（水道管の太さ）に応じた基本料金へ変え、たくさん使うほど単価が上がるしくみにする</w:t>
             </w:r>
           </w:p>
         </w:tc>
@@ -25144,7 +25517,7 @@
                 <w:b w:val="0"/>
                 <w:sz w:val="18"/>
               </w:rPr>
-              <w:t>水産加工業の例</w:t>
+              <w:t>たくさんお使いの方</w:t>
               <w:br/>
               <w:t>（50mm・月1,000㎥）</w:t>
             </w:r>
@@ -25206,9 +25579,7 @@
                 <w:b w:val="0"/>
                 <w:sz w:val="18"/>
               </w:rPr>
-              <w:t>111,980円 → 115,000円</w:t>
-              <w:br/>
-              <w:t>（特例適用の場合）</w:t>
+              <w:t>111,980円 → 319,867円</w:t>
             </w:r>
           </w:p>
         </w:tc>
@@ -25230,7 +25601,7 @@
                 <w:b w:val="0"/>
                 <w:sz w:val="18"/>
               </w:rPr>
-              <w:t>費用の回収割合</w:t>
+              <w:t>よいところ</w:t>
             </w:r>
           </w:p>
         </w:tc>
@@ -25250,7 +25621,7 @@
                 <w:b w:val="0"/>
                 <w:sz w:val="18"/>
               </w:rPr>
-              <w:t>約50％ → 100％</w:t>
+              <w:t>しくみが変わらず分かりやすい</w:t>
             </w:r>
           </w:p>
         </w:tc>
@@ -25270,7 +25641,7 @@
                 <w:b w:val="0"/>
                 <w:sz w:val="18"/>
               </w:rPr>
-              <w:t>約50％ → 約57％</w:t>
+              <w:t>1回の値上げ幅が小さい</w:t>
             </w:r>
           </w:p>
         </w:tc>
@@ -25290,7 +25661,7 @@
                 <w:b w:val="0"/>
                 <w:sz w:val="18"/>
               </w:rPr>
-              <w:t>算定中</w:t>
+              <w:t>料金表から大口の割引がなくなる</w:t>
             </w:r>
           </w:p>
         </w:tc>
@@ -25312,7 +25683,7 @@
                 <w:b w:val="0"/>
                 <w:sz w:val="18"/>
               </w:rPr>
-              <w:t>よいところ</w:t>
+              <w:t>課題</w:t>
             </w:r>
           </w:p>
         </w:tc>
@@ -25332,7 +25703,7 @@
                 <w:b w:val="0"/>
                 <w:sz w:val="18"/>
               </w:rPr>
-              <w:t>しくみが変わらず分かりやすい</w:t>
+              <w:t>値上げ幅が大きい</w:t>
             </w:r>
           </w:p>
         </w:tc>
@@ -25352,7 +25723,7 @@
                 <w:b w:val="0"/>
                 <w:sz w:val="18"/>
               </w:rPr>
-              <w:t>1回の値上げ幅が小さい</w:t>
+              <w:t>もう一度の改定が必要</w:t>
             </w:r>
           </w:p>
         </w:tc>
@@ -25372,89 +25743,7 @@
                 <w:b w:val="0"/>
                 <w:sz w:val="18"/>
               </w:rPr>
-              <w:t>料金表から大口の割引がなくなり、水産加工業には別の配慮ができる</w:t>
-            </w:r>
-          </w:p>
-        </w:tc>
-      </w:tr>
-      <w:tr>
-        <w:tc>
-          <w:tcPr>
-            <w:tcW w:type="dxa" w:w="1474"/>
-          </w:tcPr>
-          <w:p>
-            <w:pPr>
-              <w:spacing w:after="40"/>
-              <w:jc w:val="left"/>
-            </w:pPr>
-            <w:r/>
-            <w:r>
-              <w:rPr>
-                <w:rFonts w:ascii="ＭＳ 明朝" w:hAnsi="ＭＳ 明朝" w:eastAsia="ＭＳ 明朝"/>
-                <w:b w:val="0"/>
-                <w:sz w:val="18"/>
-              </w:rPr>
-              <w:t>課題</w:t>
-            </w:r>
-          </w:p>
-        </w:tc>
-        <w:tc>
-          <w:tcPr>
-            <w:tcW w:type="dxa" w:w="2608"/>
-          </w:tcPr>
-          <w:p>
-            <w:pPr>
-              <w:spacing w:after="40"/>
-              <w:jc w:val="center"/>
-            </w:pPr>
-            <w:r/>
-            <w:r>
-              <w:rPr>
-                <w:rFonts w:ascii="ＭＳ 明朝" w:hAnsi="ＭＳ 明朝" w:eastAsia="ＭＳ 明朝"/>
-                <w:b w:val="0"/>
-                <w:sz w:val="18"/>
-              </w:rPr>
-              <w:t>値上げ幅が大きい</w:t>
-            </w:r>
-          </w:p>
-        </w:tc>
-        <w:tc>
-          <w:tcPr>
-            <w:tcW w:type="dxa" w:w="2608"/>
-          </w:tcPr>
-          <w:p>
-            <w:pPr>
-              <w:spacing w:after="40"/>
-              <w:jc w:val="center"/>
-            </w:pPr>
-            <w:r/>
-            <w:r>
-              <w:rPr>
-                <w:rFonts w:ascii="ＭＳ 明朝" w:hAnsi="ＭＳ 明朝" w:eastAsia="ＭＳ 明朝"/>
-                <w:b w:val="0"/>
-                <w:sz w:val="18"/>
-              </w:rPr>
-              <w:t>もう一度の改定が必要</w:t>
-            </w:r>
-          </w:p>
-        </w:tc>
-        <w:tc>
-          <w:tcPr>
-            <w:tcW w:type="dxa" w:w="2721"/>
-          </w:tcPr>
-          <w:p>
-            <w:pPr>
-              <w:spacing w:after="40"/>
-              <w:jc w:val="center"/>
-            </w:pPr>
-            <w:r/>
-            <w:r>
-              <w:rPr>
-                <w:rFonts w:ascii="ＭＳ 明朝" w:hAnsi="ＭＳ 明朝" w:eastAsia="ＭＳ 明朝"/>
-                <w:b w:val="0"/>
-                <w:sz w:val="18"/>
-              </w:rPr>
-              <w:t>しくみが複雑になり、特例分の財源が必要。特例の対象と対象外の境目の設計も要る</w:t>
+              <w:t>水産加工業など大量にお使いの事業者の負担が大きく増える</w:t>
             </w:r>
           </w:p>
         </w:tc>
@@ -25476,21 +25765,7 @@
           <w:color w:val="595959"/>
           <w:sz w:val="18"/>
         </w:rPr>
-        <w:t>※ 上記は、将来の更新に備える費用を含めた必要額を料金で回収する場合の試算値です。実際の改定にあたっては、段階的な実施と経過措置を組み合わせることを想定しています。水産加工業の例は、口径と使用水量を仮定した計算例であり、実在の事業者の金額ではありません。</w:t>
-      </w:r>
-    </w:p>
-    <w:p>
-      <w:pPr>
-        <w:spacing w:after="160" w:line="276" w:lineRule="auto"/>
-      </w:pPr>
-      <w:r>
-        <w:rPr>
-          <w:rFonts w:ascii="ＭＳ 明朝" w:hAnsi="ＭＳ 明朝" w:eastAsia="ＭＳ 明朝"/>
-          <w:b w:val="0"/>
-          <w:color w:val="595959"/>
-          <w:sz w:val="18"/>
-        </w:rPr>
-        <w:t>※ D案の特例を適用した場合、水産加工業の負担は現行に近い水準となります。料金表そのものから大口の割引がなくなることと、特例を適用した後の実際の負担額とは分けてご覧ください。</w:t>
+        <w:t>※ 上記は、将来の更新に備える費用を含めた必要額を料金で回収する場合の試算値です。実際の改定にあたっては、段階的な実施と経過措置を組み合わせることを想定しています。事業者の例は、口径と使用水量を仮定した計算例であり、実在の事業者の金額ではありません。</w:t>
       </w:r>
     </w:p>
     <w:p>
@@ -25504,7 +25779,48 @@
           <w:color w:val="2E75B6"/>
           <w:sz w:val="23"/>
         </w:rPr>
-        <w:t>３　ご負担の変わり方（D案・しくみを変える場合）</w:t>
+        <w:t>３　水産加工業への配慮について（検討中）</w:t>
+      </w:r>
+    </w:p>
+    <w:p>
+      <w:pPr>
+        <w:spacing w:after="120" w:line="276" w:lineRule="auto"/>
+      </w:pPr>
+      <w:r>
+        <w:rPr>
+          <w:rFonts w:ascii="ＭＳ 明朝" w:hAnsi="ＭＳ 明朝" w:eastAsia="ＭＳ 明朝"/>
+          <w:b w:val="0"/>
+          <w:sz w:val="21"/>
+        </w:rPr>
+        <w:t>C案のように口径別のしくみへ変えると、水産加工業をはじめ大量にお使いの事業者の負担が大きく増えます。このため、産業向けの特例を併せて設けることを検討しています（D案）。</w:t>
+      </w:r>
+    </w:p>
+    <w:p>
+      <w:pPr>
+        <w:spacing w:after="160" w:line="276" w:lineRule="auto"/>
+      </w:pPr>
+      <w:r>
+        <w:rPr>
+          <w:rFonts w:ascii="ＭＳ 明朝" w:hAnsi="ＭＳ 明朝" w:eastAsia="ＭＳ 明朝"/>
+          <w:b w:val="0"/>
+          <w:color w:val="C00000"/>
+          <w:sz w:val="21"/>
+        </w:rPr>
+        <w:t>ただし現時点の特例案には、対象になる水量の境目で料金が大きく下がってしまうという設計上の問題があり、適用のしかたを決め直す必要があります。町全体でどれだけ収入が減るかも、ご使用の実績をいただいたうえで算定します。このため、D案の具体的な金額は本資料ではお示ししていません。</w:t>
+      </w:r>
+    </w:p>
+    <w:p>
+      <w:pPr>
+        <w:spacing w:before="240" w:after="100"/>
+      </w:pPr>
+      <w:r>
+        <w:rPr>
+          <w:rFonts w:ascii="ＭＳ ゴシック" w:hAnsi="ＭＳ ゴシック" w:eastAsia="ＭＳ ゴシック"/>
+          <w:b/>
+          <w:color w:val="2E75B6"/>
+          <w:sz w:val="23"/>
+        </w:rPr>
+        <w:t>４　ご負担の変わり方（C案・しくみを変える場合）</w:t>
       </w:r>
     </w:p>
     <w:p>
@@ -25814,7 +26130,7 @@
           <w:color w:val="2E75B6"/>
           <w:sz w:val="23"/>
         </w:rPr>
-        <w:t>４　今後の進め方</w:t>
+        <w:t>５　今後の進め方</w:t>
       </w:r>
     </w:p>
     <w:tbl>
@@ -25912,7 +26228,7 @@
                 <w:b w:val="0"/>
                 <w:sz w:val="19"/>
               </w:rPr>
-              <w:t>中間報告（本報告書）</w:t>
+              <w:t>中間報告（本資料のもとになる報告書）</w:t>
             </w:r>
           </w:p>
         </w:tc>
@@ -25954,7 +26270,7 @@
                 <w:b w:val="0"/>
                 <w:sz w:val="19"/>
               </w:rPr>
-              <w:t>決算確定値・実使用水量データを反映した最終報告</w:t>
+              <w:t>決算の確定値・ご使用の実績を反映した最終報告</w:t>
             </w:r>
           </w:p>
         </w:tc>
@@ -25976,7 +26292,7 @@
                 <w:b w:val="0"/>
                 <w:sz w:val="19"/>
               </w:rPr>
-              <w:t>令和8年度内</w:t>
+              <w:t>令和9年1月ごろ</w:t>
             </w:r>
           </w:p>
         </w:tc>
@@ -25996,7 +26312,7 @@
                 <w:b w:val="0"/>
                 <w:sz w:val="19"/>
               </w:rPr>
-              <w:t>改定案の決定、条例改正案の議会提出</w:t>
+              <w:t>改定案の決定、住民説明会・事業者への個別説明</w:t>
             </w:r>
           </w:p>
         </w:tc>
@@ -26018,7 +26334,7 @@
                 <w:b w:val="0"/>
                 <w:sz w:val="19"/>
               </w:rPr>
-              <w:t>改定実施後</w:t>
+              <w:t>令和9年3月</w:t>
             </w:r>
           </w:p>
         </w:tc>
@@ -26038,7 +26354,49 @@
                 <w:b w:val="0"/>
                 <w:sz w:val="19"/>
               </w:rPr>
-              <w:t>経過措置の運用、次期改定に向けた検証</w:t>
+              <w:t>条例改正案の議会提出・議決</w:t>
+            </w:r>
+          </w:p>
+        </w:tc>
+      </w:tr>
+      <w:tr>
+        <w:tc>
+          <w:tcPr>
+            <w:tcW w:type="dxa" w:w="2268"/>
+          </w:tcPr>
+          <w:p>
+            <w:pPr>
+              <w:spacing w:after="40"/>
+              <w:jc w:val="left"/>
+            </w:pPr>
+            <w:r/>
+            <w:r>
+              <w:rPr>
+                <w:rFonts w:ascii="ＭＳ 明朝" w:hAnsi="ＭＳ 明朝" w:eastAsia="ＭＳ 明朝"/>
+                <w:b w:val="0"/>
+                <w:sz w:val="19"/>
+              </w:rPr>
+              <w:t>令和9年4月以降</w:t>
+            </w:r>
+          </w:p>
+        </w:tc>
+        <w:tc>
+          <w:tcPr>
+            <w:tcW w:type="dxa" w:w="7087"/>
+          </w:tcPr>
+          <w:p>
+            <w:pPr>
+              <w:spacing w:after="40"/>
+              <w:jc w:val="center"/>
+            </w:pPr>
+            <w:r/>
+            <w:r>
+              <w:rPr>
+                <w:rFonts w:ascii="ＭＳ 明朝" w:hAnsi="ＭＳ 明朝" w:eastAsia="ＭＳ 明朝"/>
+                <w:b w:val="0"/>
+                <w:sz w:val="19"/>
+              </w:rPr>
+              <w:t>新しい料金の適用開始（経過措置を設ける場合はその運用）</w:t>
             </w:r>
           </w:p>
         </w:tc>
@@ -26046,8 +26404,17 @@
     </w:tbl>
     <w:p>
       <w:pPr>
-        <w:spacing w:after="80" w:line="276" w:lineRule="auto"/>
+        <w:spacing w:after="200" w:line="276" w:lineRule="auto"/>
       </w:pPr>
+      <w:r>
+        <w:rPr>
+          <w:rFonts w:ascii="ＭＳ 明朝" w:hAnsi="ＭＳ 明朝" w:eastAsia="ＭＳ 明朝"/>
+          <w:b w:val="0"/>
+          <w:color w:val="595959"/>
+          <w:sz w:val="17"/>
+        </w:rPr>
+        <w:t>※ 議決の時期と新しい料金の適用開始は別です。適用開始は令和9年4月以降を想定しており、令和8年度の料金は現行のままです。</w:t>
+      </w:r>
     </w:p>
     <w:p>
       <w:r>
@@ -26848,6 +27215,192 @@
           </w:p>
         </w:tc>
       </w:tr>
+      <w:tr>
+        <w:tc>
+          <w:tcPr>
+            <w:tcW w:type="dxa" w:w="1814"/>
+          </w:tcPr>
+          <w:p>
+            <w:pPr>
+              <w:spacing w:after="40"/>
+              <w:jc w:val="left"/>
+            </w:pPr>
+            <w:r/>
+            <w:r>
+              <w:rPr>
+                <w:rFonts w:ascii="ＭＳ 明朝" w:hAnsi="ＭＳ 明朝" w:eastAsia="ＭＳ 明朝"/>
+                <w:b w:val="0"/>
+                <w:sz w:val="18"/>
+              </w:rPr>
+              <w:t>令和8年度の基本料金等の免除</w:t>
+            </w:r>
+          </w:p>
+        </w:tc>
+        <w:tc>
+          <w:tcPr>
+            <w:tcW w:type="dxa" w:w="4195"/>
+          </w:tcPr>
+          <w:p>
+            <w:pPr>
+              <w:spacing w:after="40"/>
+              <w:jc w:val="center"/>
+            </w:pPr>
+            <w:r/>
+            <w:r>
+              <w:rPr>
+                <w:rFonts w:ascii="ＭＳ 明朝" w:hAnsi="ＭＳ 明朝" w:eastAsia="ＭＳ 明朝"/>
+                <w:b w:val="0"/>
+                <w:sz w:val="18"/>
+              </w:rPr>
+              <w:t>令和8年4〜6月請求分の免除の内容（対象・免除額・件数）、交付金等による補填収入の額と会計処理</w:t>
+            </w:r>
+          </w:p>
+        </w:tc>
+        <w:tc>
+          <w:tcPr>
+            <w:tcW w:type="dxa" w:w="3345"/>
+          </w:tcPr>
+          <w:p>
+            <w:pPr>
+              <w:spacing w:after="40"/>
+              <w:jc w:val="center"/>
+            </w:pPr>
+            <w:r/>
+            <w:r>
+              <w:rPr>
+                <w:rFonts w:ascii="ＭＳ 明朝" w:hAnsi="ＭＳ 明朝" w:eastAsia="ＭＳ 明朝"/>
+                <w:b w:val="0"/>
+                <w:sz w:val="18"/>
+              </w:rPr>
+              <w:t>令和8年度の収入見込みと資金残高</w:t>
+            </w:r>
+          </w:p>
+        </w:tc>
+      </w:tr>
+      <w:tr>
+        <w:tc>
+          <w:tcPr>
+            <w:tcW w:type="dxa" w:w="1814"/>
+          </w:tcPr>
+          <w:p>
+            <w:pPr>
+              <w:spacing w:after="40"/>
+              <w:jc w:val="left"/>
+            </w:pPr>
+            <w:r/>
+            <w:r>
+              <w:rPr>
+                <w:rFonts w:ascii="ＭＳ 明朝" w:hAnsi="ＭＳ 明朝" w:eastAsia="ＭＳ 明朝"/>
+                <w:b w:val="0"/>
+                <w:sz w:val="18"/>
+              </w:rPr>
+              <w:t>端数処理</w:t>
+            </w:r>
+          </w:p>
+        </w:tc>
+        <w:tc>
+          <w:tcPr>
+            <w:tcW w:type="dxa" w:w="4195"/>
+          </w:tcPr>
+          <w:p>
+            <w:pPr>
+              <w:spacing w:after="40"/>
+              <w:jc w:val="center"/>
+            </w:pPr>
+            <w:r/>
+            <w:r>
+              <w:rPr>
+                <w:rFonts w:ascii="ＭＳ 明朝" w:hAnsi="ＭＳ 明朝" w:eastAsia="ＭＳ 明朝"/>
+                <w:b w:val="0"/>
+                <w:sz w:val="18"/>
+              </w:rPr>
+              <w:t>現行の端数処理（1円未満の切捨て）の適用範囲。基本料金・従量料金・メーター使用料それぞれの扱い</w:t>
+            </w:r>
+          </w:p>
+        </w:tc>
+        <w:tc>
+          <w:tcPr>
+            <w:tcW w:type="dxa" w:w="3345"/>
+          </w:tcPr>
+          <w:p>
+            <w:pPr>
+              <w:spacing w:after="40"/>
+              <w:jc w:val="center"/>
+            </w:pPr>
+            <w:r/>
+            <w:r>
+              <w:rPr>
+                <w:rFonts w:ascii="ＭＳ 明朝" w:hAnsi="ＭＳ 明朝" w:eastAsia="ＭＳ 明朝"/>
+                <w:b w:val="0"/>
+                <w:sz w:val="18"/>
+              </w:rPr>
+              <w:t>条例案と試算の一致</w:t>
+            </w:r>
+          </w:p>
+        </w:tc>
+      </w:tr>
+      <w:tr>
+        <w:tc>
+          <w:tcPr>
+            <w:tcW w:type="dxa" w:w="1814"/>
+          </w:tcPr>
+          <w:p>
+            <w:pPr>
+              <w:spacing w:after="40"/>
+              <w:jc w:val="left"/>
+            </w:pPr>
+            <w:r/>
+            <w:r>
+              <w:rPr>
+                <w:rFonts w:ascii="ＭＳ 明朝" w:hAnsi="ＭＳ 明朝" w:eastAsia="ＭＳ 明朝"/>
+                <w:b w:val="0"/>
+                <w:sz w:val="18"/>
+              </w:rPr>
+              <w:t>改定の適用開始時期</w:t>
+            </w:r>
+          </w:p>
+        </w:tc>
+        <w:tc>
+          <w:tcPr>
+            <w:tcW w:type="dxa" w:w="4195"/>
+          </w:tcPr>
+          <w:p>
+            <w:pPr>
+              <w:spacing w:after="40"/>
+              <w:jc w:val="center"/>
+            </w:pPr>
+            <w:r/>
+            <w:r>
+              <w:rPr>
+                <w:rFonts w:ascii="ＭＳ 明朝" w:hAnsi="ＭＳ 明朝" w:eastAsia="ＭＳ 明朝"/>
+                <w:b w:val="0"/>
+                <w:sz w:val="18"/>
+              </w:rPr>
+              <w:t>条例改正の議決時期と新料金の適用開始時期</w:t>
+            </w:r>
+          </w:p>
+        </w:tc>
+        <w:tc>
+          <w:tcPr>
+            <w:tcW w:type="dxa" w:w="3345"/>
+          </w:tcPr>
+          <w:p>
+            <w:pPr>
+              <w:spacing w:after="40"/>
+              <w:jc w:val="center"/>
+            </w:pPr>
+            <w:r/>
+            <w:r>
+              <w:rPr>
+                <w:rFonts w:ascii="ＭＳ 明朝" w:hAnsi="ＭＳ 明朝" w:eastAsia="ＭＳ 明朝"/>
+                <w:b w:val="0"/>
+                <w:sz w:val="18"/>
+              </w:rPr>
+              <w:t>初年度の収入と資金残高</w:t>
+            </w:r>
+          </w:p>
+        </w:tc>
+      </w:tr>
     </w:tbl>
     <w:p>
       <w:pPr>
@@ -26878,7 +27431,33 @@
           <w:rFonts w:ascii="ＭＳ 明朝" w:hAnsi="ＭＳ 明朝" w:eastAsia="ＭＳ 明朝"/>
           <w:sz w:val="21"/>
         </w:rPr>
+        <w:t>採用計算表の整備（本報告の全指標を1つの計算表から再現できるようにする）</w:t>
+      </w:r>
+    </w:p>
+    <w:p>
+      <w:pPr>
+        <w:pStyle w:val="ListBullet"/>
+        <w:spacing w:after="60" w:line="269" w:lineRule="auto"/>
+      </w:pPr>
+      <w:r>
+        <w:rPr>
+          <w:rFonts w:ascii="ＭＳ 明朝" w:hAnsi="ＭＳ 明朝" w:eastAsia="ＭＳ 明朝"/>
+          <w:sz w:val="21"/>
+        </w:rPr>
         <w:t>令和6年度・令和7年度決算の確定値による総括原価の再計算</w:t>
+      </w:r>
+    </w:p>
+    <w:p>
+      <w:pPr>
+        <w:pStyle w:val="ListBullet"/>
+        <w:spacing w:after="60" w:line="269" w:lineRule="auto"/>
+      </w:pPr>
+      <w:r>
+        <w:rPr>
+          <w:rFonts w:ascii="ＭＳ 明朝" w:hAnsi="ＭＳ 明朝" w:eastAsia="ＭＳ 明朝"/>
+          <w:sz w:val="21"/>
+        </w:rPr>
+        <w:t>令和8年度の基本料金等の免除を織り込んだ令和8・9年度の収入の橋渡し</w:t>
       </w:r>
     </w:p>
     <w:p>
@@ -27035,7 +27614,20 @@
           <w:rFonts w:ascii="ＭＳ 明朝" w:hAnsi="ＭＳ 明朝" w:eastAsia="ＭＳ 明朝"/>
           <w:sz w:val="21"/>
         </w:rPr>
-        <w:t>旧版の試算資料には、本報告より前の前提（総括原価2,552,199千円等）が残っている。本報告の再現用資料として配布しない</w:t>
+        <w:t>旧版の試算資料には、本報告より前の前提が残っている。料金改定シミュレーション本体の総括原価は2,552,199千円、長期前受金戻入益と補助金の控除額も旧値のままである。総括原価シミュレーションには5年合計を累計の合計とする誤式が残り、資産維持率も1％のままである。前提条件切替計算表の主要ケースも旧値である。これらは本報告の再現用資料として配布しない</w:t>
+      </w:r>
+    </w:p>
+    <w:p>
+      <w:pPr>
+        <w:pStyle w:val="ListBullet"/>
+        <w:spacing w:after="60" w:line="269" w:lineRule="auto"/>
+      </w:pPr>
+      <w:r>
+        <w:rPr>
+          <w:rFonts w:ascii="ＭＳ 明朝" w:hAnsi="ＭＳ 明朝" w:eastAsia="ＭＳ 明朝"/>
+          <w:sz w:val="21"/>
+        </w:rPr>
+        <w:t>本報告の全指標を1つの計算表から再現できるようにし、総括原価から3案・利用者影響・説明資料までの照合表を付ける。旧版は参照用として別に置き、配布物には含めない</w:t>
       </w:r>
     </w:p>
     <w:p>
